--- a/enonces/TMP_enonces.docx
+++ b/enonces/TMP_enonces.docx
@@ -2041,7 +2041,7 @@
           <w:sz w:val="19"/>
           <w:szCs w:val="19"/>
         </w:rPr>
-        <w:t xml:space="preserve">Entre le 17/05/1990 et le 19/01/2027 :</w:t>
+        <w:t xml:space="preserve">Entre le 17/05/1990 et le 19/01/2027 :</w:t>
       </w:r>
     </w:p>
     <w:p>
@@ -2468,7 +2468,7 @@
           <w:sz w:val="19"/>
           <w:szCs w:val="19"/>
         </w:rPr>
-        <w:t xml:space="preserve">System.out.println("Rendez-vous initial : " + rendezVous);</w:t>
+        <w:t xml:space="preserve">System.out.println("Rendez-vous initial : " + rendezVous);</w:t>
       </w:r>
     </w:p>
     <w:p>
@@ -2532,7 +2532,7 @@
           <w:sz w:val="19"/>
           <w:szCs w:val="19"/>
         </w:rPr>
-        <w:t xml:space="preserve">System.out.println("Apres report d'une semaine : " + rendezVous);</w:t>
+        <w:t xml:space="preserve">System.out.println("Apres report d'une semaine : " + rendezVous);</w:t>
       </w:r>
     </w:p>
     <w:p>

--- a/enonces/TMP_enonces.docx
+++ b/enonces/TMP_enonces.docx
@@ -4,7 +4,52 @@
   <w:body>
     <w:p>
       <w:pPr>
-        <w:spacing w:after="120" w:before="1200"/>
+        <w:spacing w:after="0"/>
+      </w:pPr>
+      <w:r>
+        <w:drawing>
+          <wp:inline distT="0" distB="0" distL="0" distR="0">
+            <wp:extent cx="1514475" cy="723900"/>
+            <wp:effectExtent t="0" r="0" b="0" l="0"/>
+            <wp:docPr id="1" name="logo" descr="Logo de l'EPHEC" title="EPHEC"/>
+            <wp:cNvGraphicFramePr>
+              <a:graphicFrameLocks xmlns:a="http://schemas.openxmlformats.org/drawingml/2006/main" noChangeAspect="1"/>
+            </wp:cNvGraphicFramePr>
+            <a:graphic xmlns:a="http://schemas.openxmlformats.org/drawingml/2006/main">
+              <a:graphicData uri="http://schemas.openxmlformats.org/drawingml/2006/picture">
+                <pic:pic xmlns:pic="http://schemas.openxmlformats.org/drawingml/2006/picture">
+                  <pic:nvPicPr>
+                    <pic:cNvPr id="0" name="" descr=""/>
+                    <pic:cNvPicPr>
+                      <a:picLocks noChangeAspect="1" noChangeArrowheads="1"/>
+                    </pic:cNvPicPr>
+                  </pic:nvPicPr>
+                  <pic:blipFill>
+                    <a:blip r:embed="rId7" cstate="none"/>
+                    <a:srcRect/>
+                    <a:stretch>
+                      <a:fillRect/>
+                    </a:stretch>
+                  </pic:blipFill>
+                  <pic:spPr bwMode="auto">
+                    <a:xfrm>
+                      <a:off x="0" y="0"/>
+                      <a:ext cx="1514475" cy="723900"/>
+                    </a:xfrm>
+                    <a:prstGeom prst="rect">
+                      <a:avLst/>
+                    </a:prstGeom>
+                  </pic:spPr>
+                </pic:pic>
+              </a:graphicData>
+            </a:graphic>
+          </wp:inline>
+        </w:drawing>
+      </w:r>
+    </w:p>
+    <w:p>
+      <w:pPr>
+        <w:spacing w:after="120" w:before="700"/>
         <w:jc w:val="center"/>
       </w:pPr>
       <w:r>
@@ -59,11 +104,21 @@
           <w:sz w:val="26"/>
           <w:szCs w:val="26"/>
         </w:rPr>
-        <w:t xml:space="preserve">Mesurer, compter, reporter, formater — et les pièges de java.time</w:t>
-      </w:r>
-    </w:p>
-    <w:p>
-      <w:pPr>
+        <w:t xml:space="preserve">Mesurer, compter, reporter, formater — et les pièges de </w:t>
+      </w:r>
+      <w:r>
+        <w:rPr>
+          <w:rFonts w:ascii="Consolas" w:hAnsi="Consolas" w:cs="Consolas"/>
+          <w:color w:val="E97132" w:themeColor="accent2"/>
+          <w:sz w:val="18"/>
+          <w:szCs w:val="18"/>
+        </w:rPr>
+        <w:t xml:space="preserve">java.time</w:t>
+      </w:r>
+    </w:p>
+    <w:p>
+      <w:pPr>
+        <w:keepNext w:val="false"/>
         <w:spacing w:after="120"/>
         <w:jc w:val="center"/>
       </w:pPr>
@@ -78,6 +133,7 @@
     </w:p>
     <w:p>
       <w:pPr>
+        <w:keepNext w:val="false"/>
         <w:spacing w:after="120"/>
         <w:jc w:val="center"/>
       </w:pPr>
@@ -117,32 +173,736 @@
         <w:t xml:space="preserve">Comment travailler ces exercices</w:t>
       </w:r>
     </w:p>
+    <w:tbl>
+      <w:tblPr>
+        <w:tblW w:type="dxa" w:w="9360"/>
+        <w:tblBorders>
+          <w:top w:val="single" w:color="BFBFBF" w:sz="2"/>
+          <w:left w:val="single" w:color="BFBFBF" w:sz="2"/>
+          <w:bottom w:val="single" w:color="BFBFBF" w:sz="2"/>
+          <w:right w:val="single" w:color="BFBFBF" w:sz="2"/>
+          <w:insideH w:val="none"/>
+          <w:insideV w:val="none"/>
+        </w:tblBorders>
+      </w:tblPr>
+      <w:tblGrid>
+        <w:gridCol w:w="9360"/>
+      </w:tblGrid>
+      <w:tr>
+        <w:trPr>
+          <w:cantSplit/>
+        </w:trPr>
+        <w:tc>
+          <w:tcPr>
+            <w:tcW w:type="dxa" w:w="9360"/>
+            <w:shd w:fill="F2F2F2" w:val="clear"/>
+            <w:tcMar>
+              <w:top w:type="dxa" w:w="140"/>
+              <w:left w:type="dxa" w:w="180"/>
+              <w:bottom w:type="dxa" w:w="140"/>
+              <w:right w:type="dxa" w:w="180"/>
+            </w:tcMar>
+          </w:tcPr>
+          <w:p>
+            <w:pPr>
+              <w:keepNext/>
+              <w:spacing w:after="100" w:before="0"/>
+            </w:pPr>
+            <w:r>
+              <w:rPr>
+                <w:sz w:val="22"/>
+                <w:szCs w:val="22"/>
+              </w:rPr>
+              <w:t xml:space="preserve">Les exercices de ce thème se trouvent tous dans </w:t>
+            </w:r>
+            <w:r>
+              <w:rPr>
+                <w:rFonts w:ascii="Consolas" w:hAnsi="Consolas" w:cs="Consolas"/>
+                <w:color w:val="E97132" w:themeColor="accent2"/>
+                <w:sz w:val="18"/>
+                <w:szCs w:val="18"/>
+              </w:rPr>
+              <w:t xml:space="preserve">be.ephec.java.tmp</w:t>
+            </w:r>
+            <w:r>
+              <w:rPr>
+                <w:sz w:val="22"/>
+                <w:szCs w:val="22"/>
+              </w:rPr>
+              <w:t xml:space="preserve">, chacun dans un sous-package.</w:t>
+            </w:r>
+          </w:p>
+          <w:p>
+            <w:pPr>
+              <w:keepNext/>
+              <w:spacing w:after="100" w:before="0"/>
+            </w:pPr>
+            <w:r>
+              <w:rPr>
+                <w:b/>
+                <w:bCs/>
+                <w:sz w:val="22"/>
+                <w:szCs w:val="22"/>
+              </w:rPr>
+              <w:t xml:space="preserve">Chaque exercice est autonome. </w:t>
+            </w:r>
+            <w:r>
+              <w:rPr>
+                <w:sz w:val="22"/>
+                <w:szCs w:val="22"/>
+              </w:rPr>
+              <w:t xml:space="preserve">Son package contient tout ce dont il a besoin et n'importe jamais une classe d'un autre exercice. </w:t>
+            </w:r>
+            <w:r>
+              <w:rPr>
+                <w:sz w:val="22"/>
+                <w:szCs w:val="22"/>
+              </w:rPr>
+              <w:t xml:space="preserve">Quand un exercice reprend une classe d'un exercice précédent, vous partez d'une copie : </w:t>
+            </w:r>
+            <w:r>
+              <w:rPr>
+                <w:sz w:val="22"/>
+                <w:szCs w:val="22"/>
+              </w:rPr>
+              <w:t xml:space="preserve">vous pouvez donc en rater un sans être bloqué pour la suite.</w:t>
+            </w:r>
+          </w:p>
+          <w:p>
+            <w:pPr>
+              <w:keepNext/>
+              <w:spacing w:after="100" w:before="0"/>
+            </w:pPr>
+            <w:r>
+              <w:rPr>
+                <w:b/>
+                <w:bCs/>
+                <w:sz w:val="22"/>
+                <w:szCs w:val="22"/>
+              </w:rPr>
+              <w:t xml:space="preserve">Comment lancer les tests, comment lire un test vert, pourquoi laisser votre code compilable : </w:t>
+            </w:r>
+            <w:r>
+              <w:rPr>
+                <w:sz w:val="22"/>
+                <w:szCs w:val="22"/>
+              </w:rPr>
+              <w:t xml:space="preserve">tout cela est commun à tous les thèmes et se trouve dans un document à part, </w:t>
+            </w:r>
+            <w:r>
+              <w:rPr>
+                <w:rFonts w:ascii="Consolas" w:hAnsi="Consolas" w:cs="Consolas"/>
+                <w:color w:val="E97132" w:themeColor="accent2"/>
+                <w:sz w:val="18"/>
+                <w:szCs w:val="18"/>
+              </w:rPr>
+              <w:t xml:space="preserve">Memento_Exercices.docx</w:t>
+            </w:r>
+            <w:r>
+              <w:rPr>
+                <w:sz w:val="22"/>
+                <w:szCs w:val="22"/>
+              </w:rPr>
+              <w:t xml:space="preserve">. Lisez-le une fois en début d'année.</w:t>
+            </w:r>
+          </w:p>
+          <w:p>
+            <w:pPr>
+              <w:keepNext/>
+              <w:spacing w:after="60" w:before="120"/>
+            </w:pPr>
+            <w:r>
+              <w:rPr>
+                <w:b/>
+                <w:bCs/>
+                <w:sz w:val="22"/>
+                <w:szCs w:val="22"/>
+              </w:rPr>
+              <w:t xml:space="preserve">Comment se lit un exercice</w:t>
+            </w:r>
+          </w:p>
+          <w:p>
+            <w:pPr>
+              <w:keepNext/>
+              <w:spacing w:after="100" w:before="0"/>
+            </w:pPr>
+            <w:r>
+              <w:rPr>
+                <w:sz w:val="22"/>
+                <w:szCs w:val="22"/>
+              </w:rPr>
+              <w:t xml:space="preserve">Chaque exercice suit la même structure. Toutes les sections ne figurent pas dans tous les exercices.</w:t>
+            </w:r>
+          </w:p>
+          <w:tbl>
+            <w:tblPr>
+              <w:tblW w:type="dxa" w:w="8880"/>
+              <w:tblBorders>
+                <w:top w:val="single" w:color="auto" w:sz="4"/>
+                <w:left w:val="single" w:color="auto" w:sz="4"/>
+                <w:bottom w:val="single" w:color="auto" w:sz="4"/>
+                <w:right w:val="single" w:color="auto" w:sz="4"/>
+                <w:insideH w:val="single" w:color="auto" w:sz="4"/>
+                <w:insideV w:val="single" w:color="auto" w:sz="4"/>
+              </w:tblBorders>
+            </w:tblPr>
+            <w:tblGrid>
+              <w:gridCol w:w="2500"/>
+              <w:gridCol w:w="6380"/>
+            </w:tblGrid>
+            <w:tr>
+              <w:trPr>
+                <w:tblHeader/>
+              </w:trPr>
+              <w:tc>
+                <w:tcPr>
+                  <w:tcW w:type="dxa" w:w="2500"/>
+                  <w:shd w:fill="D9D9D9" w:val="clear"/>
+                  <w:tcMar>
+                    <w:top w:type="dxa" w:w="50"/>
+                    <w:left w:type="dxa" w:w="100"/>
+                    <w:bottom w:type="dxa" w:w="50"/>
+                    <w:right w:type="dxa" w:w="100"/>
+                  </w:tcMar>
+                </w:tcPr>
+                <w:p>
+                  <w:pPr>
+                    <w:spacing w:after="0"/>
+                  </w:pPr>
+                  <w:r>
+                    <w:rPr>
+                      <w:b/>
+                      <w:bCs/>
+                      <w:sz w:val="20"/>
+                      <w:szCs w:val="20"/>
+                    </w:rPr>
+                    <w:t xml:space="preserve">Section</w:t>
+                  </w:r>
+                </w:p>
+              </w:tc>
+              <w:tc>
+                <w:tcPr>
+                  <w:tcW w:type="dxa" w:w="6380"/>
+                  <w:shd w:fill="D9D9D9" w:val="clear"/>
+                  <w:tcMar>
+                    <w:top w:type="dxa" w:w="50"/>
+                    <w:left w:type="dxa" w:w="100"/>
+                    <w:bottom w:type="dxa" w:w="50"/>
+                    <w:right w:type="dxa" w:w="100"/>
+                  </w:tcMar>
+                </w:tcPr>
+                <w:p>
+                  <w:pPr>
+                    <w:spacing w:after="0"/>
+                  </w:pPr>
+                  <w:r>
+                    <w:rPr>
+                      <w:b/>
+                      <w:bCs/>
+                      <w:sz w:val="20"/>
+                      <w:szCs w:val="20"/>
+                    </w:rPr>
+                    <w:t xml:space="preserve">Ce qu'elle vous apporte</w:t>
+                  </w:r>
+                </w:p>
+              </w:tc>
+            </w:tr>
+            <w:tr>
+              <w:trPr>
+                <w:cantSplit/>
+              </w:trPr>
+              <w:tc>
+                <w:tcPr>
+                  <w:tcW w:type="dxa" w:w="2500"/>
+                  <w:shd w:fill="FFFFFF" w:val="clear"/>
+                  <w:tcMar>
+                    <w:top w:type="dxa" w:w="50"/>
+                    <w:left w:type="dxa" w:w="100"/>
+                    <w:bottom w:type="dxa" w:w="50"/>
+                    <w:right w:type="dxa" w:w="100"/>
+                  </w:tcMar>
+                </w:tcPr>
+                <w:p>
+                  <w:pPr>
+                    <w:spacing w:after="0"/>
+                  </w:pPr>
+                  <w:r>
+                    <w:rPr>
+                      <w:b/>
+                      <w:bCs/>
+                      <w:sz w:val="20"/>
+                      <w:szCs w:val="20"/>
+                    </w:rPr>
+                    <w:t xml:space="preserve">Objectif</w:t>
+                  </w:r>
+                </w:p>
+              </w:tc>
+              <w:tc>
+                <w:tcPr>
+                  <w:tcW w:type="dxa" w:w="6380"/>
+                  <w:shd w:fill="FFFFFF" w:val="clear"/>
+                  <w:tcMar>
+                    <w:top w:type="dxa" w:w="50"/>
+                    <w:left w:type="dxa" w:w="100"/>
+                    <w:bottom w:type="dxa" w:w="50"/>
+                    <w:right w:type="dxa" w:w="100"/>
+                  </w:tcMar>
+                </w:tcPr>
+                <w:p>
+                  <w:pPr>
+                    <w:spacing w:after="0"/>
+                  </w:pPr>
+                  <w:r>
+                    <w:rPr>
+                      <w:sz w:val="20"/>
+                      <w:szCs w:val="20"/>
+                    </w:rPr>
+                    <w:t xml:space="preserve">Ce que l'exercice vous fait pratiquer, en une ou deux phrases.</w:t>
+                  </w:r>
+                </w:p>
+              </w:tc>
+            </w:tr>
+            <w:tr>
+              <w:trPr>
+                <w:cantSplit/>
+              </w:trPr>
+              <w:tc>
+                <w:tcPr>
+                  <w:tcW w:type="dxa" w:w="2500"/>
+                  <w:shd w:fill="FFFFFF" w:val="clear"/>
+                  <w:tcMar>
+                    <w:top w:type="dxa" w:w="50"/>
+                    <w:left w:type="dxa" w:w="100"/>
+                    <w:bottom w:type="dxa" w:w="50"/>
+                    <w:right w:type="dxa" w:w="100"/>
+                  </w:tcMar>
+                </w:tcPr>
+                <w:p>
+                  <w:pPr>
+                    <w:spacing w:after="0"/>
+                  </w:pPr>
+                  <w:r>
+                    <w:rPr>
+                      <w:b/>
+                      <w:bCs/>
+                      <w:sz w:val="20"/>
+                      <w:szCs w:val="20"/>
+                    </w:rPr>
+                    <w:t xml:space="preserve">Contexte</w:t>
+                  </w:r>
+                </w:p>
+              </w:tc>
+              <w:tc>
+                <w:tcPr>
+                  <w:tcW w:type="dxa" w:w="6380"/>
+                  <w:shd w:fill="FFFFFF" w:val="clear"/>
+                  <w:tcMar>
+                    <w:top w:type="dxa" w:w="50"/>
+                    <w:left w:type="dxa" w:w="100"/>
+                    <w:bottom w:type="dxa" w:w="50"/>
+                    <w:right w:type="dxa" w:w="100"/>
+                  </w:tcMar>
+                </w:tcPr>
+                <w:p>
+                  <w:pPr>
+                    <w:spacing w:after="0"/>
+                  </w:pPr>
+                  <w:r>
+                    <w:rPr>
+                      <w:sz w:val="20"/>
+                      <w:szCs w:val="20"/>
+                    </w:rPr>
+                    <w:t xml:space="preserve">Facultatif. La situation ou le rappel qui éclaire l'énoncé.</w:t>
+                  </w:r>
+                </w:p>
+              </w:tc>
+            </w:tr>
+            <w:tr>
+              <w:trPr>
+                <w:cantSplit/>
+              </w:trPr>
+              <w:tc>
+                <w:tcPr>
+                  <w:tcW w:type="dxa" w:w="2500"/>
+                  <w:shd w:fill="FFFFFF" w:val="clear"/>
+                  <w:tcMar>
+                    <w:top w:type="dxa" w:w="50"/>
+                    <w:left w:type="dxa" w:w="100"/>
+                    <w:bottom w:type="dxa" w:w="50"/>
+                    <w:right w:type="dxa" w:w="100"/>
+                  </w:tcMar>
+                </w:tcPr>
+                <w:p>
+                  <w:pPr>
+                    <w:spacing w:after="0"/>
+                  </w:pPr>
+                  <w:r>
+                    <w:rPr>
+                      <w:b/>
+                      <w:bCs/>
+                      <w:sz w:val="20"/>
+                      <w:szCs w:val="20"/>
+                    </w:rPr>
+                    <w:t xml:space="preserve">Énoncé</w:t>
+                  </w:r>
+                </w:p>
+              </w:tc>
+              <w:tc>
+                <w:tcPr>
+                  <w:tcW w:type="dxa" w:w="6380"/>
+                  <w:shd w:fill="FFFFFF" w:val="clear"/>
+                  <w:tcMar>
+                    <w:top w:type="dxa" w:w="50"/>
+                    <w:left w:type="dxa" w:w="100"/>
+                    <w:bottom w:type="dxa" w:w="50"/>
+                    <w:right w:type="dxa" w:w="100"/>
+                  </w:tcMar>
+                </w:tcPr>
+                <w:p>
+                  <w:pPr>
+                    <w:spacing w:after="0"/>
+                  </w:pPr>
+                  <w:r>
+                    <w:rPr>
+                      <w:sz w:val="20"/>
+                      <w:szCs w:val="20"/>
+                    </w:rPr>
+                    <w:t xml:space="preserve">Ce qu'il faut écrire. Un énoncé long est parfois découpé en deux parties.</w:t>
+                  </w:r>
+                </w:p>
+              </w:tc>
+            </w:tr>
+            <w:tr>
+              <w:trPr>
+                <w:cantSplit/>
+              </w:trPr>
+              <w:tc>
+                <w:tcPr>
+                  <w:tcW w:type="dxa" w:w="2500"/>
+                  <w:shd w:fill="FFFFFF" w:val="clear"/>
+                  <w:tcMar>
+                    <w:top w:type="dxa" w:w="50"/>
+                    <w:left w:type="dxa" w:w="100"/>
+                    <w:bottom w:type="dxa" w:w="50"/>
+                    <w:right w:type="dxa" w:w="100"/>
+                  </w:tcMar>
+                </w:tcPr>
+                <w:p>
+                  <w:pPr>
+                    <w:spacing w:after="0"/>
+                  </w:pPr>
+                  <w:r>
+                    <w:rPr>
+                      <w:b/>
+                      <w:bCs/>
+                      <w:sz w:val="20"/>
+                      <w:szCs w:val="20"/>
+                    </w:rPr>
+                    <w:t xml:space="preserve">Spécifications à respecter</w:t>
+                  </w:r>
+                </w:p>
+              </w:tc>
+              <w:tc>
+                <w:tcPr>
+                  <w:tcW w:type="dxa" w:w="6380"/>
+                  <w:shd w:fill="FFFFFF" w:val="clear"/>
+                  <w:tcMar>
+                    <w:top w:type="dxa" w:w="50"/>
+                    <w:left w:type="dxa" w:w="100"/>
+                    <w:bottom w:type="dxa" w:w="50"/>
+                    <w:right w:type="dxa" w:w="100"/>
+                  </w:tcMar>
+                </w:tcPr>
+                <w:p>
+                  <w:pPr>
+                    <w:spacing w:after="0"/>
+                  </w:pPr>
+                  <w:r>
+                    <w:rPr>
+                      <w:sz w:val="20"/>
+                      <w:szCs w:val="20"/>
+                    </w:rPr>
+                    <w:t xml:space="preserve">Les noms, les signatures et les comportements imposés. Les tests s'appuient dessus : respectez-les à la lettre.</w:t>
+                  </w:r>
+                </w:p>
+              </w:tc>
+            </w:tr>
+            <w:tr>
+              <w:trPr>
+                <w:cantSplit/>
+              </w:trPr>
+              <w:tc>
+                <w:tcPr>
+                  <w:tcW w:type="dxa" w:w="2500"/>
+                  <w:shd w:fill="FFFFFF" w:val="clear"/>
+                  <w:tcMar>
+                    <w:top w:type="dxa" w:w="50"/>
+                    <w:left w:type="dxa" w:w="100"/>
+                    <w:bottom w:type="dxa" w:w="50"/>
+                    <w:right w:type="dxa" w:w="100"/>
+                  </w:tcMar>
+                </w:tcPr>
+                <w:p>
+                  <w:pPr>
+                    <w:spacing w:after="0"/>
+                  </w:pPr>
+                  <w:r>
+                    <w:rPr>
+                      <w:b/>
+                      <w:bCs/>
+                      <w:sz w:val="20"/>
+                      <w:szCs w:val="20"/>
+                    </w:rPr>
+                    <w:t xml:space="preserve">Ce qui vous est fourni</w:t>
+                  </w:r>
+                </w:p>
+              </w:tc>
+              <w:tc>
+                <w:tcPr>
+                  <w:tcW w:type="dxa" w:w="6380"/>
+                  <w:shd w:fill="FFFFFF" w:val="clear"/>
+                  <w:tcMar>
+                    <w:top w:type="dxa" w:w="50"/>
+                    <w:left w:type="dxa" w:w="100"/>
+                    <w:bottom w:type="dxa" w:w="50"/>
+                    <w:right w:type="dxa" w:w="100"/>
+                  </w:tcMar>
+                </w:tcPr>
+                <w:p>
+                  <w:pPr>
+                    <w:spacing w:after="0"/>
+                  </w:pPr>
+                  <w:r>
+                    <w:rPr>
+                      <w:sz w:val="20"/>
+                      <w:szCs w:val="20"/>
+                    </w:rPr>
+                    <w:t xml:space="preserve">Les classes déjà écrites que vous trouverez dans le package de l'exercice.</w:t>
+                  </w:r>
+                </w:p>
+              </w:tc>
+            </w:tr>
+            <w:tr>
+              <w:trPr>
+                <w:cantSplit/>
+              </w:trPr>
+              <w:tc>
+                <w:tcPr>
+                  <w:tcW w:type="dxa" w:w="2500"/>
+                  <w:shd w:fill="FFFFFF" w:val="clear"/>
+                  <w:tcMar>
+                    <w:top w:type="dxa" w:w="50"/>
+                    <w:left w:type="dxa" w:w="100"/>
+                    <w:bottom w:type="dxa" w:w="50"/>
+                    <w:right w:type="dxa" w:w="100"/>
+                  </w:tcMar>
+                </w:tcPr>
+                <w:p>
+                  <w:pPr>
+                    <w:spacing w:after="0"/>
+                  </w:pPr>
+                  <w:r>
+                    <w:rPr>
+                      <w:b/>
+                      <w:bCs/>
+                      <w:sz w:val="20"/>
+                      <w:szCs w:val="20"/>
+                    </w:rPr>
+                    <w:t xml:space="preserve">Exemples attendus</w:t>
+                  </w:r>
+                </w:p>
+              </w:tc>
+              <w:tc>
+                <w:tcPr>
+                  <w:tcW w:type="dxa" w:w="6380"/>
+                  <w:shd w:fill="FFFFFF" w:val="clear"/>
+                  <w:tcMar>
+                    <w:top w:type="dxa" w:w="50"/>
+                    <w:left w:type="dxa" w:w="100"/>
+                    <w:bottom w:type="dxa" w:w="50"/>
+                    <w:right w:type="dxa" w:w="100"/>
+                  </w:tcMar>
+                </w:tcPr>
+                <w:p>
+                  <w:pPr>
+                    <w:spacing w:after="0"/>
+                  </w:pPr>
+                  <w:r>
+                    <w:rPr>
+                      <w:sz w:val="20"/>
+                      <w:szCs w:val="20"/>
+                    </w:rPr>
+                    <w:t xml:space="preserve">Des valeurs d'entrée et les résultats qu'elles doivent produire.</w:t>
+                  </w:r>
+                </w:p>
+              </w:tc>
+            </w:tr>
+            <w:tr>
+              <w:trPr>
+                <w:cantSplit/>
+              </w:trPr>
+              <w:tc>
+                <w:tcPr>
+                  <w:tcW w:type="dxa" w:w="2500"/>
+                  <w:shd w:fill="FFFFFF" w:val="clear"/>
+                  <w:tcMar>
+                    <w:top w:type="dxa" w:w="50"/>
+                    <w:left w:type="dxa" w:w="100"/>
+                    <w:bottom w:type="dxa" w:w="50"/>
+                    <w:right w:type="dxa" w:w="100"/>
+                  </w:tcMar>
+                </w:tcPr>
+                <w:p>
+                  <w:pPr>
+                    <w:spacing w:after="0"/>
+                  </w:pPr>
+                  <w:r>
+                    <w:rPr>
+                      <w:b/>
+                      <w:bCs/>
+                      <w:sz w:val="20"/>
+                      <w:szCs w:val="20"/>
+                    </w:rPr>
+                    <w:t xml:space="preserve">Comment vérifier votre code</w:t>
+                  </w:r>
+                </w:p>
+              </w:tc>
+              <w:tc>
+                <w:tcPr>
+                  <w:tcW w:type="dxa" w:w="6380"/>
+                  <w:shd w:fill="FFFFFF" w:val="clear"/>
+                  <w:tcMar>
+                    <w:top w:type="dxa" w:w="50"/>
+                    <w:left w:type="dxa" w:w="100"/>
+                    <w:bottom w:type="dxa" w:w="50"/>
+                    <w:right w:type="dxa" w:w="100"/>
+                  </w:tcMar>
+                </w:tcPr>
+                <w:p>
+                  <w:pPr>
+                    <w:spacing w:after="0"/>
+                  </w:pPr>
+                  <w:r>
+                    <w:rPr>
+                      <w:sz w:val="20"/>
+                      <w:szCs w:val="20"/>
+                    </w:rPr>
+                    <w:t xml:space="preserve">La classe de test à lancer et ce qu'elle contrôle. Tant qu'elle n'est pas entièrement verte, l'exercice n'est pas terminé.</w:t>
+                  </w:r>
+                </w:p>
+              </w:tc>
+            </w:tr>
+            <w:tr>
+              <w:trPr>
+                <w:cantSplit/>
+              </w:trPr>
+              <w:tc>
+                <w:tcPr>
+                  <w:tcW w:type="dxa" w:w="2500"/>
+                  <w:shd w:fill="FFFFFF" w:val="clear"/>
+                  <w:tcMar>
+                    <w:top w:type="dxa" w:w="50"/>
+                    <w:left w:type="dxa" w:w="100"/>
+                    <w:bottom w:type="dxa" w:w="50"/>
+                    <w:right w:type="dxa" w:w="100"/>
+                  </w:tcMar>
+                </w:tcPr>
+                <w:p>
+                  <w:pPr>
+                    <w:spacing w:after="0"/>
+                  </w:pPr>
+                  <w:r>
+                    <w:rPr>
+                      <w:b/>
+                      <w:bCs/>
+                      <w:sz w:val="20"/>
+                      <w:szCs w:val="20"/>
+                    </w:rPr>
+                    <w:t xml:space="preserve">Questions à se poser</w:t>
+                  </w:r>
+                </w:p>
+              </w:tc>
+              <w:tc>
+                <w:tcPr>
+                  <w:tcW w:type="dxa" w:w="6380"/>
+                  <w:shd w:fill="FFFFFF" w:val="clear"/>
+                  <w:tcMar>
+                    <w:top w:type="dxa" w:w="50"/>
+                    <w:left w:type="dxa" w:w="100"/>
+                    <w:bottom w:type="dxa" w:w="50"/>
+                    <w:right w:type="dxa" w:w="100"/>
+                  </w:tcMar>
+                </w:tcPr>
+                <w:p>
+                  <w:pPr>
+                    <w:spacing w:after="0"/>
+                  </w:pPr>
+                  <w:r>
+                    <w:rPr>
+                      <w:sz w:val="20"/>
+                      <w:szCs w:val="20"/>
+                    </w:rPr>
+                    <w:t xml:space="preserve">Des questions pour prendre du recul une fois l'exercice réussi. Il n'y a rien à rendre : ce sont elles qui fixent ce que vous avez appris.</w:t>
+                  </w:r>
+                </w:p>
+              </w:tc>
+            </w:tr>
+          </w:tbl>
+          <w:p>
+            <w:pPr>
+              <w:keepNext/>
+              <w:spacing w:after="0" w:before="120"/>
+            </w:pPr>
+            <w:r>
+              <w:rPr>
+                <w:sz w:val="22"/>
+                <w:szCs w:val="22"/>
+              </w:rPr>
+              <w:t xml:space="preserve">D'autres titres apparaissent ponctuellement : un piège à connaître, une remarque, un rappel. </w:t>
+            </w:r>
+            <w:r>
+              <w:rPr>
+                <w:sz w:val="22"/>
+                <w:szCs w:val="22"/>
+              </w:rPr>
+              <w:t xml:space="preserve">Ce sont des encarts propres à l'exercice, à lire avant de commencer.</w:t>
+            </w:r>
+          </w:p>
+        </w:tc>
+      </w:tr>
+    </w:tbl>
     <w:p>
       <w:pPr>
         <w:spacing w:after="120"/>
       </w:pPr>
-      <w:r>
-        <w:rPr>
-          <w:sz w:val="22"/>
-          <w:szCs w:val="22"/>
-        </w:rPr>
-        <w:t xml:space="preserve">Les exercices de ce thème vivent sous </w:t>
-      </w:r>
-      <w:r>
-        <w:rPr>
-          <w:rFonts w:ascii="Consolas" w:cs="Consolas" w:eastAsia="Consolas" w:hAnsi="Consolas"/>
-          <w:color w:val="8B2500"/>
-          <w:sz w:val="22"/>
-          <w:szCs w:val="22"/>
-        </w:rPr>
-        <w:t xml:space="preserve">be.ephec.java.tmp</w:t>
-      </w:r>
-      <w:r>
-        <w:rPr>
-          <w:sz w:val="22"/>
-          <w:szCs w:val="22"/>
-        </w:rPr>
-        <w:t xml:space="preserve">, un sous-package par exercice.</w:t>
+    </w:p>
+    <w:p>
+      <w:pPr>
+        <w:keepNext/>
+        <w:spacing w:after="120"/>
+      </w:pPr>
+      <w:r>
+        <w:rPr>
+          <w:sz w:val="22"/>
+          <w:szCs w:val="22"/>
+        </w:rPr>
+        <w:t xml:space="preserve">Les exercices du thème. Leurs codes sont </w:t>
+      </w:r>
+      <w:r>
+        <w:rPr>
+          <w:b/>
+          <w:bCs/>
+          <w:sz w:val="22"/>
+          <w:szCs w:val="22"/>
+        </w:rPr>
+        <w:t xml:space="preserve">cliquables</w:t>
+      </w:r>
+      <w:r>
+        <w:rPr>
+          <w:sz w:val="22"/>
+          <w:szCs w:val="22"/>
+        </w:rPr>
+        <w:t xml:space="preserve"> : ils mènent directement à l'exercice.</w:t>
       </w:r>
     </w:p>
     <w:tbl>
@@ -171,9 +931,9 @@
             <w:tcW w:type="dxa" w:w="2200"/>
             <w:shd w:fill="DEEAF6" w:val="clear"/>
             <w:tcMar>
-              <w:top w:type="dxa" w:w="60"/>
-              <w:left w:type="dxa" w:w="100"/>
-              <w:bottom w:type="dxa" w:w="60"/>
+              <w:top w:type="dxa" w:w="55"/>
+              <w:left w:type="dxa" w:w="100"/>
+              <w:bottom w:type="dxa" w:w="55"/>
               <w:right w:type="dxa" w:w="100"/>
             </w:tcMar>
           </w:tcPr>
@@ -197,9 +957,9 @@
             <w:tcW w:type="dxa" w:w="3400"/>
             <w:shd w:fill="DEEAF6" w:val="clear"/>
             <w:tcMar>
-              <w:top w:type="dxa" w:w="60"/>
-              <w:left w:type="dxa" w:w="100"/>
-              <w:bottom w:type="dxa" w:w="60"/>
+              <w:top w:type="dxa" w:w="55"/>
+              <w:left w:type="dxa" w:w="100"/>
+              <w:bottom w:type="dxa" w:w="55"/>
               <w:right w:type="dxa" w:w="100"/>
             </w:tcMar>
           </w:tcPr>
@@ -223,9 +983,9 @@
             <w:tcW w:type="dxa" w:w="3760"/>
             <w:shd w:fill="DEEAF6" w:val="clear"/>
             <w:tcMar>
-              <w:top w:type="dxa" w:w="60"/>
-              <w:left w:type="dxa" w:w="100"/>
-              <w:bottom w:type="dxa" w:w="60"/>
+              <w:top w:type="dxa" w:w="55"/>
+              <w:left w:type="dxa" w:w="100"/>
+              <w:bottom w:type="dxa" w:w="55"/>
               <w:right w:type="dxa" w:w="100"/>
             </w:tcMar>
           </w:tcPr>
@@ -281,19 +1041,20 @@
           <w:tcPr>
             <w:tcW w:type="dxa" w:w="3400"/>
             <w:tcMar>
-              <w:top w:type="dxa" w:w="60"/>
-              <w:left w:type="dxa" w:w="100"/>
-              <w:bottom w:type="dxa" w:w="60"/>
-              <w:right w:type="dxa" w:w="100"/>
-            </w:tcMar>
-          </w:tcPr>
-          <w:p>
-            <w:pPr>
-              <w:spacing w:after="0"/>
-            </w:pPr>
-            <w:r>
-              <w:rPr>
-                <w:rFonts w:ascii="Consolas" w:cs="Consolas" w:eastAsia="Consolas" w:hAnsi="Consolas"/>
+              <w:top w:type="dxa" w:w="55"/>
+              <w:left w:type="dxa" w:w="100"/>
+              <w:bottom w:type="dxa" w:w="55"/>
+              <w:right w:type="dxa" w:w="100"/>
+            </w:tcMar>
+          </w:tcPr>
+          <w:p>
+            <w:pPr>
+              <w:spacing w:after="0"/>
+            </w:pPr>
+            <w:r>
+              <w:rPr>
+                <w:rFonts w:ascii="Consolas" w:hAnsi="Consolas" w:cs="Consolas"/>
+                <w:color w:val="E97132" w:themeColor="accent2"/>
                 <w:sz w:val="18"/>
                 <w:szCs w:val="18"/>
               </w:rPr>
@@ -305,9 +1066,9 @@
           <w:tcPr>
             <w:tcW w:type="dxa" w:w="3760"/>
             <w:tcMar>
-              <w:top w:type="dxa" w:w="60"/>
-              <w:left w:type="dxa" w:w="100"/>
-              <w:bottom w:type="dxa" w:w="60"/>
+              <w:top w:type="dxa" w:w="55"/>
+              <w:left w:type="dxa" w:w="100"/>
+              <w:bottom w:type="dxa" w:w="55"/>
               <w:right w:type="dxa" w:w="100"/>
             </w:tcMar>
           </w:tcPr>
@@ -361,19 +1122,20 @@
           <w:tcPr>
             <w:tcW w:type="dxa" w:w="3400"/>
             <w:tcMar>
-              <w:top w:type="dxa" w:w="60"/>
-              <w:left w:type="dxa" w:w="100"/>
-              <w:bottom w:type="dxa" w:w="60"/>
-              <w:right w:type="dxa" w:w="100"/>
-            </w:tcMar>
-          </w:tcPr>
-          <w:p>
-            <w:pPr>
-              <w:spacing w:after="0"/>
-            </w:pPr>
-            <w:r>
-              <w:rPr>
-                <w:rFonts w:ascii="Consolas" w:cs="Consolas" w:eastAsia="Consolas" w:hAnsi="Consolas"/>
+              <w:top w:type="dxa" w:w="55"/>
+              <w:left w:type="dxa" w:w="100"/>
+              <w:bottom w:type="dxa" w:w="55"/>
+              <w:right w:type="dxa" w:w="100"/>
+            </w:tcMar>
+          </w:tcPr>
+          <w:p>
+            <w:pPr>
+              <w:spacing w:after="0"/>
+            </w:pPr>
+            <w:r>
+              <w:rPr>
+                <w:rFonts w:ascii="Consolas" w:hAnsi="Consolas" w:cs="Consolas"/>
+                <w:color w:val="E97132" w:themeColor="accent2"/>
                 <w:sz w:val="18"/>
                 <w:szCs w:val="18"/>
               </w:rPr>
@@ -385,9 +1147,9 @@
           <w:tcPr>
             <w:tcW w:type="dxa" w:w="3760"/>
             <w:tcMar>
-              <w:top w:type="dxa" w:w="60"/>
-              <w:left w:type="dxa" w:w="100"/>
-              <w:bottom w:type="dxa" w:w="60"/>
+              <w:top w:type="dxa" w:w="55"/>
+              <w:left w:type="dxa" w:w="100"/>
+              <w:bottom w:type="dxa" w:w="55"/>
               <w:right w:type="dxa" w:w="100"/>
             </w:tcMar>
           </w:tcPr>
@@ -441,19 +1203,20 @@
           <w:tcPr>
             <w:tcW w:type="dxa" w:w="3400"/>
             <w:tcMar>
-              <w:top w:type="dxa" w:w="60"/>
-              <w:left w:type="dxa" w:w="100"/>
-              <w:bottom w:type="dxa" w:w="60"/>
-              <w:right w:type="dxa" w:w="100"/>
-            </w:tcMar>
-          </w:tcPr>
-          <w:p>
-            <w:pPr>
-              <w:spacing w:after="0"/>
-            </w:pPr>
-            <w:r>
-              <w:rPr>
-                <w:rFonts w:ascii="Consolas" w:cs="Consolas" w:eastAsia="Consolas" w:hAnsi="Consolas"/>
+              <w:top w:type="dxa" w:w="55"/>
+              <w:left w:type="dxa" w:w="100"/>
+              <w:bottom w:type="dxa" w:w="55"/>
+              <w:right w:type="dxa" w:w="100"/>
+            </w:tcMar>
+          </w:tcPr>
+          <w:p>
+            <w:pPr>
+              <w:spacing w:after="0"/>
+            </w:pPr>
+            <w:r>
+              <w:rPr>
+                <w:rFonts w:ascii="Consolas" w:hAnsi="Consolas" w:cs="Consolas"/>
+                <w:color w:val="E97132" w:themeColor="accent2"/>
                 <w:sz w:val="18"/>
                 <w:szCs w:val="18"/>
               </w:rPr>
@@ -465,9 +1228,9 @@
           <w:tcPr>
             <w:tcW w:type="dxa" w:w="3760"/>
             <w:tcMar>
-              <w:top w:type="dxa" w:w="60"/>
-              <w:left w:type="dxa" w:w="100"/>
-              <w:bottom w:type="dxa" w:w="60"/>
+              <w:top w:type="dxa" w:w="55"/>
+              <w:left w:type="dxa" w:w="100"/>
+              <w:bottom w:type="dxa" w:w="55"/>
               <w:right w:type="dxa" w:w="100"/>
             </w:tcMar>
           </w:tcPr>
@@ -521,19 +1284,20 @@
           <w:tcPr>
             <w:tcW w:type="dxa" w:w="3400"/>
             <w:tcMar>
-              <w:top w:type="dxa" w:w="60"/>
-              <w:left w:type="dxa" w:w="100"/>
-              <w:bottom w:type="dxa" w:w="60"/>
-              <w:right w:type="dxa" w:w="100"/>
-            </w:tcMar>
-          </w:tcPr>
-          <w:p>
-            <w:pPr>
-              <w:spacing w:after="0"/>
-            </w:pPr>
-            <w:r>
-              <w:rPr>
-                <w:rFonts w:ascii="Consolas" w:cs="Consolas" w:eastAsia="Consolas" w:hAnsi="Consolas"/>
+              <w:top w:type="dxa" w:w="55"/>
+              <w:left w:type="dxa" w:w="100"/>
+              <w:bottom w:type="dxa" w:w="55"/>
+              <w:right w:type="dxa" w:w="100"/>
+            </w:tcMar>
+          </w:tcPr>
+          <w:p>
+            <w:pPr>
+              <w:spacing w:after="0"/>
+            </w:pPr>
+            <w:r>
+              <w:rPr>
+                <w:rFonts w:ascii="Consolas" w:hAnsi="Consolas" w:cs="Consolas"/>
+                <w:color w:val="E97132" w:themeColor="accent2"/>
                 <w:sz w:val="18"/>
                 <w:szCs w:val="18"/>
               </w:rPr>
@@ -545,9 +1309,9 @@
           <w:tcPr>
             <w:tcW w:type="dxa" w:w="3760"/>
             <w:tcMar>
-              <w:top w:type="dxa" w:w="60"/>
-              <w:left w:type="dxa" w:w="100"/>
-              <w:bottom w:type="dxa" w:w="60"/>
+              <w:top w:type="dxa" w:w="55"/>
+              <w:left w:type="dxa" w:w="100"/>
+              <w:bottom w:type="dxa" w:w="55"/>
               <w:right w:type="dxa" w:w="100"/>
             </w:tcMar>
           </w:tcPr>
@@ -601,19 +1365,20 @@
           <w:tcPr>
             <w:tcW w:type="dxa" w:w="3400"/>
             <w:tcMar>
-              <w:top w:type="dxa" w:w="60"/>
-              <w:left w:type="dxa" w:w="100"/>
-              <w:bottom w:type="dxa" w:w="60"/>
-              <w:right w:type="dxa" w:w="100"/>
-            </w:tcMar>
-          </w:tcPr>
-          <w:p>
-            <w:pPr>
-              <w:spacing w:after="0"/>
-            </w:pPr>
-            <w:r>
-              <w:rPr>
-                <w:rFonts w:ascii="Consolas" w:cs="Consolas" w:eastAsia="Consolas" w:hAnsi="Consolas"/>
+              <w:top w:type="dxa" w:w="55"/>
+              <w:left w:type="dxa" w:w="100"/>
+              <w:bottom w:type="dxa" w:w="55"/>
+              <w:right w:type="dxa" w:w="100"/>
+            </w:tcMar>
+          </w:tcPr>
+          <w:p>
+            <w:pPr>
+              <w:spacing w:after="0"/>
+            </w:pPr>
+            <w:r>
+              <w:rPr>
+                <w:rFonts w:ascii="Consolas" w:hAnsi="Consolas" w:cs="Consolas"/>
+                <w:color w:val="E97132" w:themeColor="accent2"/>
                 <w:sz w:val="18"/>
                 <w:szCs w:val="18"/>
               </w:rPr>
@@ -625,22 +1390,40 @@
           <w:tcPr>
             <w:tcW w:type="dxa" w:w="3760"/>
             <w:tcMar>
-              <w:top w:type="dxa" w:w="60"/>
-              <w:left w:type="dxa" w:w="100"/>
-              <w:bottom w:type="dxa" w:w="60"/>
-              <w:right w:type="dxa" w:w="100"/>
-            </w:tcMar>
-          </w:tcPr>
-          <w:p>
-            <w:pPr>
-              <w:spacing w:after="0"/>
-            </w:pPr>
+              <w:top w:type="dxa" w:w="55"/>
+              <w:left w:type="dxa" w:w="100"/>
+              <w:bottom w:type="dxa" w:w="55"/>
+              <w:right w:type="dxa" w:w="100"/>
+            </w:tcMar>
+          </w:tcPr>
+          <w:p>
+            <w:pPr>
+              <w:spacing w:after="0"/>
+            </w:pPr>
+            <w:r>
+              <w:rPr>
+                <w:rFonts w:ascii="Consolas" w:hAnsi="Consolas" w:cs="Consolas"/>
+                <w:color w:val="E97132" w:themeColor="accent2"/>
+                <w:sz w:val="18"/>
+                <w:szCs w:val="18"/>
+              </w:rPr>
+              <w:t xml:space="preserve">Period</w:t>
+            </w:r>
             <w:r>
               <w:rPr>
                 <w:sz w:val="20"/>
                 <w:szCs w:val="20"/>
               </w:rPr>
-              <w:t xml:space="preserve">Period ou Duration</w:t>
+              <w:t xml:space="preserve"> ou </w:t>
+            </w:r>
+            <w:r>
+              <w:rPr>
+                <w:rFonts w:ascii="Consolas" w:hAnsi="Consolas" w:cs="Consolas"/>
+                <w:color w:val="E97132" w:themeColor="accent2"/>
+                <w:sz w:val="18"/>
+                <w:szCs w:val="18"/>
+              </w:rPr>
+              <w:t xml:space="preserve">Duration</w:t>
             </w:r>
           </w:p>
         </w:tc>
@@ -681,19 +1464,20 @@
           <w:tcPr>
             <w:tcW w:type="dxa" w:w="3400"/>
             <w:tcMar>
-              <w:top w:type="dxa" w:w="60"/>
-              <w:left w:type="dxa" w:w="100"/>
-              <w:bottom w:type="dxa" w:w="60"/>
-              <w:right w:type="dxa" w:w="100"/>
-            </w:tcMar>
-          </w:tcPr>
-          <w:p>
-            <w:pPr>
-              <w:spacing w:after="0"/>
-            </w:pPr>
-            <w:r>
-              <w:rPr>
-                <w:rFonts w:ascii="Consolas" w:cs="Consolas" w:eastAsia="Consolas" w:hAnsi="Consolas"/>
+              <w:top w:type="dxa" w:w="55"/>
+              <w:left w:type="dxa" w:w="100"/>
+              <w:bottom w:type="dxa" w:w="55"/>
+              <w:right w:type="dxa" w:w="100"/>
+            </w:tcMar>
+          </w:tcPr>
+          <w:p>
+            <w:pPr>
+              <w:spacing w:after="0"/>
+            </w:pPr>
+            <w:r>
+              <w:rPr>
+                <w:rFonts w:ascii="Consolas" w:hAnsi="Consolas" w:cs="Consolas"/>
+                <w:color w:val="E97132" w:themeColor="accent2"/>
                 <w:sz w:val="18"/>
                 <w:szCs w:val="18"/>
               </w:rPr>
@@ -705,9 +1489,9 @@
           <w:tcPr>
             <w:tcW w:type="dxa" w:w="3760"/>
             <w:tcMar>
-              <w:top w:type="dxa" w:w="60"/>
-              <w:left w:type="dxa" w:w="100"/>
-              <w:bottom w:type="dxa" w:w="60"/>
+              <w:top w:type="dxa" w:w="55"/>
+              <w:left w:type="dxa" w:w="100"/>
+              <w:bottom w:type="dxa" w:w="55"/>
               <w:right w:type="dxa" w:w="100"/>
             </w:tcMar>
           </w:tcPr>
@@ -726,92 +1510,6 @@
         </w:tc>
       </w:tr>
     </w:tbl>
-    <w:p>
-      <w:pPr>
-        <w:spacing w:after="120"/>
-      </w:pPr>
-      <w:r>
-        <w:rPr>
-          <w:b/>
-          <w:bCs/>
-          <w:sz w:val="22"/>
-          <w:szCs w:val="22"/>
-        </w:rPr>
-        <w:t xml:space="preserve">Chaque exercice est autonome. </w:t>
-      </w:r>
-      <w:r>
-        <w:rPr>
-          <w:sz w:val="22"/>
-          <w:szCs w:val="22"/>
-        </w:rPr>
-        <w:t xml:space="preserve">Son package contient tout ce dont il a besoin et n'importe jamais une classe d'un autre exercice.</w:t>
-      </w:r>
-    </w:p>
-    <w:p>
-      <w:pPr>
-        <w:spacing w:after="120"/>
-      </w:pPr>
-      <w:r>
-        <w:rPr>
-          <w:b/>
-          <w:bCs/>
-          <w:sz w:val="22"/>
-          <w:szCs w:val="22"/>
-        </w:rPr>
-        <w:t xml:space="preserve">Comment lancer les tests, comment lire un test vert, pourquoi laisser votre code compilable : </w:t>
-      </w:r>
-      <w:r>
-        <w:rPr>
-          <w:sz w:val="22"/>
-          <w:szCs w:val="22"/>
-        </w:rPr>
-        <w:t xml:space="preserve">tout cela est commun aux quinze thèmes, et vit dans un document à part — </w:t>
-      </w:r>
-      <w:r>
-        <w:rPr>
-          <w:rFonts w:ascii="Consolas" w:cs="Consolas" w:eastAsia="Consolas" w:hAnsi="Consolas"/>
-          <w:color w:val="8B2500"/>
-          <w:sz w:val="22"/>
-          <w:szCs w:val="22"/>
-        </w:rPr>
-        <w:t xml:space="preserve">Memento_Exercices.docx</w:t>
-      </w:r>
-      <w:r>
-        <w:rPr>
-          <w:sz w:val="22"/>
-          <w:szCs w:val="22"/>
-        </w:rPr>
-        <w:t xml:space="preserve">. Lisez-le une fois en début d'année.</w:t>
-      </w:r>
-    </w:p>
-    <w:p>
-      <w:pPr>
-        <w:spacing w:after="120"/>
-      </w:pPr>
-      <w:r>
-        <w:rPr>
-          <w:sz w:val="22"/>
-          <w:szCs w:val="22"/>
-        </w:rPr>
-        <w:t xml:space="preserve">Ce fascicule-ci ne parle que de son thème. Les codes du tableau ci-dessus sont </w:t>
-      </w:r>
-      <w:r>
-        <w:rPr>
-          <w:b/>
-          <w:bCs/>
-          <w:sz w:val="22"/>
-          <w:szCs w:val="22"/>
-        </w:rPr>
-        <w:t xml:space="preserve">cliquables</w:t>
-      </w:r>
-      <w:r>
-        <w:rPr>
-          <w:sz w:val="22"/>
-          <w:szCs w:val="22"/>
-        </w:rPr>
-        <w:t xml:space="preserve"> : ils mènent directement à l'exercice.</w:t>
-      </w:r>
-    </w:p>
     <w:p>
       <w:pPr>
         <w:pStyle w:val="Heading2"/>
@@ -949,7 +1647,8 @@
             </w:pPr>
             <w:r>
               <w:rPr>
-                <w:rFonts w:ascii="Consolas" w:cs="Consolas" w:eastAsia="Consolas" w:hAnsi="Consolas"/>
+                <w:rFonts w:ascii="Consolas" w:hAnsi="Consolas" w:cs="Consolas"/>
+                <w:color w:val="E97132" w:themeColor="accent2"/>
                 <w:sz w:val="18"/>
                 <w:szCs w:val="18"/>
               </w:rPr>
@@ -973,7 +1672,8 @@
             </w:pPr>
             <w:r>
               <w:rPr>
-                <w:rFonts w:ascii="Consolas" w:cs="Consolas" w:eastAsia="Consolas" w:hAnsi="Consolas"/>
+                <w:rFonts w:ascii="Consolas" w:hAnsi="Consolas" w:cs="Consolas"/>
+                <w:color w:val="E97132" w:themeColor="accent2"/>
                 <w:sz w:val="18"/>
                 <w:szCs w:val="18"/>
               </w:rPr>
@@ -1025,7 +1725,8 @@
             </w:pPr>
             <w:r>
               <w:rPr>
-                <w:rFonts w:ascii="Consolas" w:cs="Consolas" w:eastAsia="Consolas" w:hAnsi="Consolas"/>
+                <w:rFonts w:ascii="Consolas" w:hAnsi="Consolas" w:cs="Consolas"/>
+                <w:color w:val="E97132" w:themeColor="accent2"/>
                 <w:sz w:val="18"/>
                 <w:szCs w:val="18"/>
               </w:rPr>
@@ -1049,7 +1750,8 @@
             </w:pPr>
             <w:r>
               <w:rPr>
-                <w:rFonts w:ascii="Consolas" w:cs="Consolas" w:eastAsia="Consolas" w:hAnsi="Consolas"/>
+                <w:rFonts w:ascii="Consolas" w:hAnsi="Consolas" w:cs="Consolas"/>
+                <w:color w:val="E97132" w:themeColor="accent2"/>
                 <w:sz w:val="18"/>
                 <w:szCs w:val="18"/>
               </w:rPr>
@@ -1101,7 +1803,8 @@
             </w:pPr>
             <w:r>
               <w:rPr>
-                <w:rFonts w:ascii="Consolas" w:cs="Consolas" w:eastAsia="Consolas" w:hAnsi="Consolas"/>
+                <w:rFonts w:ascii="Consolas" w:hAnsi="Consolas" w:cs="Consolas"/>
+                <w:color w:val="E97132" w:themeColor="accent2"/>
                 <w:sz w:val="18"/>
                 <w:szCs w:val="18"/>
               </w:rPr>
@@ -1125,7 +1828,8 @@
             </w:pPr>
             <w:r>
               <w:rPr>
-                <w:rFonts w:ascii="Consolas" w:cs="Consolas" w:eastAsia="Consolas" w:hAnsi="Consolas"/>
+                <w:rFonts w:ascii="Consolas" w:hAnsi="Consolas" w:cs="Consolas"/>
+                <w:color w:val="E97132" w:themeColor="accent2"/>
                 <w:sz w:val="18"/>
                 <w:szCs w:val="18"/>
               </w:rPr>
@@ -1177,7 +1881,8 @@
             </w:pPr>
             <w:r>
               <w:rPr>
-                <w:rFonts w:ascii="Consolas" w:cs="Consolas" w:eastAsia="Consolas" w:hAnsi="Consolas"/>
+                <w:rFonts w:ascii="Consolas" w:hAnsi="Consolas" w:cs="Consolas"/>
+                <w:color w:val="E97132" w:themeColor="accent2"/>
                 <w:sz w:val="18"/>
                 <w:szCs w:val="18"/>
               </w:rPr>
@@ -1201,7 +1906,8 @@
             </w:pPr>
             <w:r>
               <w:rPr>
-                <w:rFonts w:ascii="Consolas" w:cs="Consolas" w:eastAsia="Consolas" w:hAnsi="Consolas"/>
+                <w:rFonts w:ascii="Consolas" w:hAnsi="Consolas" w:cs="Consolas"/>
+                <w:color w:val="E97132" w:themeColor="accent2"/>
                 <w:sz w:val="18"/>
                 <w:szCs w:val="18"/>
               </w:rPr>
@@ -1253,7 +1959,8 @@
             </w:pPr>
             <w:r>
               <w:rPr>
-                <w:rFonts w:ascii="Consolas" w:cs="Consolas" w:eastAsia="Consolas" w:hAnsi="Consolas"/>
+                <w:rFonts w:ascii="Consolas" w:hAnsi="Consolas" w:cs="Consolas"/>
+                <w:color w:val="E97132" w:themeColor="accent2"/>
                 <w:sz w:val="18"/>
                 <w:szCs w:val="18"/>
               </w:rPr>
@@ -1277,7 +1984,8 @@
             </w:pPr>
             <w:r>
               <w:rPr>
-                <w:rFonts w:ascii="Consolas" w:cs="Consolas" w:eastAsia="Consolas" w:hAnsi="Consolas"/>
+                <w:rFonts w:ascii="Consolas" w:hAnsi="Consolas" w:cs="Consolas"/>
+                <w:color w:val="E97132" w:themeColor="accent2"/>
                 <w:sz w:val="18"/>
                 <w:szCs w:val="18"/>
               </w:rPr>
@@ -1329,7 +2037,8 @@
             </w:pPr>
             <w:r>
               <w:rPr>
-                <w:rFonts w:ascii="Consolas" w:cs="Consolas" w:eastAsia="Consolas" w:hAnsi="Consolas"/>
+                <w:rFonts w:ascii="Consolas" w:hAnsi="Consolas" w:cs="Consolas"/>
+                <w:color w:val="E97132" w:themeColor="accent2"/>
                 <w:sz w:val="18"/>
                 <w:szCs w:val="18"/>
               </w:rPr>
@@ -1353,7 +2062,8 @@
             </w:pPr>
             <w:r>
               <w:rPr>
-                <w:rFonts w:ascii="Consolas" w:cs="Consolas" w:eastAsia="Consolas" w:hAnsi="Consolas"/>
+                <w:rFonts w:ascii="Consolas" w:hAnsi="Consolas" w:cs="Consolas"/>
+                <w:color w:val="E97132" w:themeColor="accent2"/>
                 <w:sz w:val="18"/>
                 <w:szCs w:val="18"/>
               </w:rPr>
@@ -1412,6 +2122,7 @@
     </w:p>
     <w:p>
       <w:pPr>
+        <w:keepNext/>
         <w:spacing w:after="120"/>
       </w:pPr>
       <w:r>
@@ -1422,7 +2133,18 @@
           <w:sz w:val="22"/>
           <w:szCs w:val="22"/>
         </w:rPr>
-        <w:t xml:space="preserve">Package : be.ephec.java.tmp.e01</w:t>
+        <w:t xml:space="preserve">Package : </w:t>
+      </w:r>
+      <w:r>
+        <w:rPr>
+          <w:rFonts w:ascii="Consolas" w:hAnsi="Consolas" w:cs="Consolas"/>
+          <w:i/>
+          <w:iCs/>
+          <w:color w:val="E97132" w:themeColor="accent2"/>
+          <w:sz w:val="18"/>
+          <w:szCs w:val="18"/>
+        </w:rPr>
+        <w:t xml:space="preserve">be.ephec.java.tmp.e01</w:t>
       </w:r>
     </w:p>
     <w:p>
@@ -1444,6 +2166,7 @@
     </w:p>
     <w:p>
       <w:pPr>
+        <w:keepNext w:val="false"/>
         <w:spacing w:after="120"/>
       </w:pPr>
       <w:r>
@@ -1484,10 +2207,10 @@
       </w:r>
       <w:r>
         <w:rPr>
-          <w:rFonts w:ascii="Consolas" w:cs="Consolas" w:eastAsia="Consolas" w:hAnsi="Consolas"/>
-          <w:color w:val="8B2500"/>
-          <w:sz w:val="22"/>
-          <w:szCs w:val="22"/>
+          <w:rFonts w:ascii="Consolas" w:hAnsi="Consolas" w:cs="Consolas"/>
+          <w:color w:val="E97132" w:themeColor="accent2"/>
+          <w:sz w:val="18"/>
+          <w:szCs w:val="18"/>
         </w:rPr>
         <w:t xml:space="preserve">UtilitaireDates</w:t>
       </w:r>
@@ -1512,10 +2235,10 @@
       </w:r>
       <w:r>
         <w:rPr>
-          <w:rFonts w:ascii="Consolas" w:cs="Consolas" w:eastAsia="Consolas" w:hAnsi="Consolas"/>
-          <w:color w:val="8B2500"/>
-          <w:sz w:val="22"/>
-          <w:szCs w:val="22"/>
+          <w:rFonts w:ascii="Consolas" w:hAnsi="Consolas" w:cs="Consolas"/>
+          <w:color w:val="E97132" w:themeColor="accent2"/>
+          <w:sz w:val="18"/>
+          <w:szCs w:val="18"/>
         </w:rPr>
         <w:t xml:space="preserve">Programme</w:t>
       </w:r>
@@ -1528,10 +2251,10 @@
       </w:r>
       <w:r>
         <w:rPr>
-          <w:rFonts w:ascii="Consolas" w:cs="Consolas" w:eastAsia="Consolas" w:hAnsi="Consolas"/>
-          <w:color w:val="8B2500"/>
-          <w:sz w:val="22"/>
-          <w:szCs w:val="22"/>
+          <w:rFonts w:ascii="Consolas" w:hAnsi="Consolas" w:cs="Consolas"/>
+          <w:color w:val="E97132" w:themeColor="accent2"/>
+          <w:sz w:val="18"/>
+          <w:szCs w:val="18"/>
         </w:rPr>
         <w:t xml:space="preserve">LocalDate.of(annee, mois, jour)</w:t>
       </w:r>
@@ -1557,7 +2280,7 @@
           <w:sz w:val="24"/>
           <w:szCs w:val="24"/>
         </w:rPr>
-        <w:t xml:space="preserve">Spécifications</w:t>
+        <w:t xml:space="preserve">Spécifications à respecter</w:t>
       </w:r>
     </w:p>
     <w:tbl>
@@ -1680,7 +2403,8 @@
             </w:pPr>
             <w:r>
               <w:rPr>
-                <w:rFonts w:ascii="Consolas" w:cs="Consolas" w:eastAsia="Consolas" w:hAnsi="Consolas"/>
+                <w:rFonts w:ascii="Consolas" w:hAnsi="Consolas" w:cs="Consolas"/>
+                <w:color w:val="E97132" w:themeColor="accent2"/>
                 <w:sz w:val="18"/>
                 <w:szCs w:val="18"/>
               </w:rPr>
@@ -1704,7 +2428,8 @@
             </w:pPr>
             <w:r>
               <w:rPr>
-                <w:rFonts w:ascii="Consolas" w:cs="Consolas" w:eastAsia="Consolas" w:hAnsi="Consolas"/>
+                <w:rFonts w:ascii="Consolas" w:hAnsi="Consolas" w:cs="Consolas"/>
+                <w:color w:val="E97132" w:themeColor="accent2"/>
                 <w:sz w:val="18"/>
                 <w:szCs w:val="18"/>
               </w:rPr>
@@ -1756,7 +2481,8 @@
             </w:pPr>
             <w:r>
               <w:rPr>
-                <w:rFonts w:ascii="Consolas" w:cs="Consolas" w:eastAsia="Consolas" w:hAnsi="Consolas"/>
+                <w:rFonts w:ascii="Consolas" w:hAnsi="Consolas" w:cs="Consolas"/>
+                <w:color w:val="E97132" w:themeColor="accent2"/>
                 <w:sz w:val="18"/>
                 <w:szCs w:val="18"/>
               </w:rPr>
@@ -1780,7 +2506,8 @@
             </w:pPr>
             <w:r>
               <w:rPr>
-                <w:rFonts w:ascii="Consolas" w:cs="Consolas" w:eastAsia="Consolas" w:hAnsi="Consolas"/>
+                <w:rFonts w:ascii="Consolas" w:hAnsi="Consolas" w:cs="Consolas"/>
+                <w:color w:val="E97132" w:themeColor="accent2"/>
                 <w:sz w:val="18"/>
                 <w:szCs w:val="18"/>
               </w:rPr>
@@ -1832,7 +2559,8 @@
             </w:pPr>
             <w:r>
               <w:rPr>
-                <w:rFonts w:ascii="Consolas" w:cs="Consolas" w:eastAsia="Consolas" w:hAnsi="Consolas"/>
+                <w:rFonts w:ascii="Consolas" w:hAnsi="Consolas" w:cs="Consolas"/>
+                <w:color w:val="E97132" w:themeColor="accent2"/>
                 <w:sz w:val="18"/>
                 <w:szCs w:val="18"/>
               </w:rPr>
@@ -1856,7 +2584,8 @@
             </w:pPr>
             <w:r>
               <w:rPr>
-                <w:rFonts w:ascii="Consolas" w:cs="Consolas" w:eastAsia="Consolas" w:hAnsi="Consolas"/>
+                <w:rFonts w:ascii="Consolas" w:hAnsi="Consolas" w:cs="Consolas"/>
+                <w:color w:val="E97132" w:themeColor="accent2"/>
                 <w:sz w:val="18"/>
                 <w:szCs w:val="18"/>
               </w:rPr>
@@ -1908,7 +2637,8 @@
             </w:pPr>
             <w:r>
               <w:rPr>
-                <w:rFonts w:ascii="Consolas" w:cs="Consolas" w:eastAsia="Consolas" w:hAnsi="Consolas"/>
+                <w:rFonts w:ascii="Consolas" w:hAnsi="Consolas" w:cs="Consolas"/>
+                <w:color w:val="E97132" w:themeColor="accent2"/>
                 <w:sz w:val="18"/>
                 <w:szCs w:val="18"/>
               </w:rPr>
@@ -1932,7 +2662,8 @@
             </w:pPr>
             <w:r>
               <w:rPr>
-                <w:rFonts w:ascii="Consolas" w:cs="Consolas" w:eastAsia="Consolas" w:hAnsi="Consolas"/>
+                <w:rFonts w:ascii="Consolas" w:hAnsi="Consolas" w:cs="Consolas"/>
+                <w:color w:val="E97132" w:themeColor="accent2"/>
                 <w:sz w:val="18"/>
                 <w:szCs w:val="18"/>
               </w:rPr>
@@ -1980,10 +2711,10 @@
       </w:r>
       <w:r>
         <w:rPr>
-          <w:rFonts w:ascii="Consolas" w:cs="Consolas" w:eastAsia="Consolas" w:hAnsi="Consolas"/>
-          <w:color w:val="8B2500"/>
-          <w:sz w:val="22"/>
-          <w:szCs w:val="22"/>
+          <w:rFonts w:ascii="Consolas" w:hAnsi="Consolas" w:cs="Consolas"/>
+          <w:color w:val="E97132" w:themeColor="accent2"/>
+          <w:sz w:val="18"/>
+          <w:szCs w:val="18"/>
         </w:rPr>
         <w:t xml:space="preserve">java.time.temporal.ChronoUnit</w:t>
       </w:r>
@@ -1996,10 +2727,10 @@
       </w:r>
       <w:r>
         <w:rPr>
-          <w:rFonts w:ascii="Consolas" w:cs="Consolas" w:eastAsia="Consolas" w:hAnsi="Consolas"/>
-          <w:color w:val="8B2500"/>
-          <w:sz w:val="22"/>
-          <w:szCs w:val="22"/>
+          <w:rFonts w:ascii="Consolas" w:hAnsi="Consolas" w:cs="Consolas"/>
+          <w:color w:val="E97132" w:themeColor="accent2"/>
+          <w:sz w:val="18"/>
+          <w:szCs w:val="18"/>
         </w:rPr>
         <w:t xml:space="preserve">between</w:t>
       </w:r>
@@ -2037,9 +2768,10 @@
       </w:pPr>
       <w:r>
         <w:rPr>
-          <w:rFonts w:ascii="Consolas" w:cs="Consolas" w:eastAsia="Consolas" w:hAnsi="Consolas"/>
-          <w:sz w:val="19"/>
-          <w:szCs w:val="19"/>
+          <w:rFonts w:ascii="Consolas" w:hAnsi="Consolas" w:cs="Consolas"/>
+          <w:color w:val="E97132" w:themeColor="accent2"/>
+          <w:sz w:val="18"/>
+          <w:szCs w:val="18"/>
         </w:rPr>
         <w:t xml:space="preserve">Entre le 17/05/1990 et le 19/01/2027 :</w:t>
       </w:r>
@@ -2053,9 +2785,10 @@
       </w:pPr>
       <w:r>
         <w:rPr>
-          <w:rFonts w:ascii="Consolas" w:cs="Consolas" w:eastAsia="Consolas" w:hAnsi="Consolas"/>
-          <w:sz w:val="19"/>
-          <w:szCs w:val="19"/>
+          <w:rFonts w:ascii="Consolas" w:hAnsi="Consolas" w:cs="Consolas"/>
+          <w:color w:val="E97132" w:themeColor="accent2"/>
+          <w:sz w:val="18"/>
+          <w:szCs w:val="18"/>
         </w:rPr>
         <w:t xml:space="preserve"> </w:t>
       </w:r>
@@ -2069,9 +2802,10 @@
       </w:pPr>
       <w:r>
         <w:rPr>
-          <w:rFonts w:ascii="Consolas" w:cs="Consolas" w:eastAsia="Consolas" w:hAnsi="Consolas"/>
-          <w:sz w:val="19"/>
-          <w:szCs w:val="19"/>
+          <w:rFonts w:ascii="Consolas" w:hAnsi="Consolas" w:cs="Consolas"/>
+          <w:color w:val="E97132" w:themeColor="accent2"/>
+          <w:sz w:val="18"/>
+          <w:szCs w:val="18"/>
         </w:rPr>
         <w:t xml:space="preserve">  jours    -&gt;  13396</w:t>
       </w:r>
@@ -2085,9 +2819,10 @@
       </w:pPr>
       <w:r>
         <w:rPr>
-          <w:rFonts w:ascii="Consolas" w:cs="Consolas" w:eastAsia="Consolas" w:hAnsi="Consolas"/>
-          <w:sz w:val="19"/>
-          <w:szCs w:val="19"/>
+          <w:rFonts w:ascii="Consolas" w:hAnsi="Consolas" w:cs="Consolas"/>
+          <w:color w:val="E97132" w:themeColor="accent2"/>
+          <w:sz w:val="18"/>
+          <w:szCs w:val="18"/>
         </w:rPr>
         <w:t xml:space="preserve">  semaines -&gt;   1913</w:t>
       </w:r>
@@ -2101,9 +2836,10 @@
       </w:pPr>
       <w:r>
         <w:rPr>
-          <w:rFonts w:ascii="Consolas" w:cs="Consolas" w:eastAsia="Consolas" w:hAnsi="Consolas"/>
-          <w:sz w:val="19"/>
-          <w:szCs w:val="19"/>
+          <w:rFonts w:ascii="Consolas" w:hAnsi="Consolas" w:cs="Consolas"/>
+          <w:color w:val="E97132" w:themeColor="accent2"/>
+          <w:sz w:val="18"/>
+          <w:szCs w:val="18"/>
         </w:rPr>
         <w:t xml:space="preserve">  mois     -&gt;    440</w:t>
       </w:r>
@@ -2117,9 +2853,10 @@
       </w:pPr>
       <w:r>
         <w:rPr>
-          <w:rFonts w:ascii="Consolas" w:cs="Consolas" w:eastAsia="Consolas" w:hAnsi="Consolas"/>
-          <w:sz w:val="19"/>
-          <w:szCs w:val="19"/>
+          <w:rFonts w:ascii="Consolas" w:hAnsi="Consolas" w:cs="Consolas"/>
+          <w:color w:val="E97132" w:themeColor="accent2"/>
+          <w:sz w:val="18"/>
+          <w:szCs w:val="18"/>
         </w:rPr>
         <w:t xml:space="preserve">  annees   -&gt;     36</w:t>
       </w:r>
@@ -2138,7 +2875,7 @@
           <w:sz w:val="24"/>
           <w:szCs w:val="24"/>
         </w:rPr>
-        <w:t xml:space="preserve">Vérification</w:t>
+        <w:t xml:space="preserve">Comment vérifier votre code</w:t>
       </w:r>
     </w:p>
     <w:tbl>
@@ -2177,9 +2914,10 @@
             </w:pPr>
             <w:r>
               <w:rPr>
-                <w:rFonts w:ascii="Consolas" w:cs="Consolas" w:eastAsia="Consolas" w:hAnsi="Consolas"/>
-                <w:sz w:val="21"/>
-                <w:szCs w:val="21"/>
+                <w:rFonts w:ascii="Consolas" w:hAnsi="Consolas" w:cs="Consolas"/>
+                <w:color w:val="E97132" w:themeColor="accent2"/>
+                <w:sz w:val="18"/>
+                <w:szCs w:val="18"/>
               </w:rPr>
               <w:t xml:space="preserve">be.ephec.java.tmp.e01.UtilitaireDatesTest</w:t>
             </w:r>
@@ -2247,7 +2985,23 @@
           <w:sz w:val="22"/>
           <w:szCs w:val="22"/>
         </w:rPr>
-        <w:t xml:space="preserve">Pourquoi ces méthodes rendent-elles un long et non un int ?</w:t>
+        <w:t xml:space="preserve">Pourquoi ces méthodes rendent-elles un long et non un </w:t>
+      </w:r>
+      <w:r>
+        <w:rPr>
+          <w:rFonts w:ascii="Consolas" w:hAnsi="Consolas" w:cs="Consolas"/>
+          <w:color w:val="E97132" w:themeColor="accent2"/>
+          <w:sz w:val="18"/>
+          <w:szCs w:val="18"/>
+        </w:rPr>
+        <w:t xml:space="preserve">int</w:t>
+      </w:r>
+      <w:r>
+        <w:rPr>
+          <w:sz w:val="22"/>
+          <w:szCs w:val="22"/>
+        </w:rPr>
+        <w:t xml:space="preserve"> ?</w:t>
       </w:r>
     </w:p>
     <w:p>
@@ -2263,10 +3017,10 @@
       </w:r>
       <w:r>
         <w:rPr>
-          <w:rFonts w:ascii="Consolas" w:cs="Consolas" w:eastAsia="Consolas" w:hAnsi="Consolas"/>
-          <w:color w:val="8B2500"/>
-          <w:sz w:val="22"/>
-          <w:szCs w:val="22"/>
+          <w:rFonts w:ascii="Consolas" w:hAnsi="Consolas" w:cs="Consolas"/>
+          <w:color w:val="E97132" w:themeColor="accent2"/>
+          <w:sz w:val="18"/>
+          <w:szCs w:val="18"/>
         </w:rPr>
         <w:t xml:space="preserve">ecartEnJours</w:t>
       </w:r>
@@ -2279,10 +3033,10 @@
       </w:r>
       <w:r>
         <w:rPr>
-          <w:rFonts w:ascii="Consolas" w:cs="Consolas" w:eastAsia="Consolas" w:hAnsi="Consolas"/>
-          <w:color w:val="8B2500"/>
-          <w:sz w:val="22"/>
-          <w:szCs w:val="22"/>
+          <w:rFonts w:ascii="Consolas" w:hAnsi="Consolas" w:cs="Consolas"/>
+          <w:color w:val="E97132" w:themeColor="accent2"/>
+          <w:sz w:val="18"/>
+          <w:szCs w:val="18"/>
         </w:rPr>
         <w:t xml:space="preserve">ecart</w:t>
       </w:r>
@@ -2295,10 +3049,10 @@
       </w:r>
       <w:r>
         <w:rPr>
-          <w:rFonts w:ascii="Consolas" w:cs="Consolas" w:eastAsia="Consolas" w:hAnsi="Consolas"/>
-          <w:color w:val="8B2500"/>
-          <w:sz w:val="22"/>
-          <w:szCs w:val="22"/>
+          <w:rFonts w:ascii="Consolas" w:hAnsi="Consolas" w:cs="Consolas"/>
+          <w:color w:val="E97132" w:themeColor="accent2"/>
+          <w:sz w:val="18"/>
+          <w:szCs w:val="18"/>
         </w:rPr>
         <w:t xml:space="preserve">CC-NOM.1</w:t>
       </w:r>
@@ -2336,6 +3090,7 @@
     </w:p>
     <w:p>
       <w:pPr>
+        <w:keepNext/>
         <w:spacing w:after="120"/>
       </w:pPr>
       <w:r>
@@ -2346,7 +3101,18 @@
           <w:sz w:val="22"/>
           <w:szCs w:val="22"/>
         </w:rPr>
-        <w:t xml:space="preserve">Package : be.ephec.java.tmp.e02</w:t>
+        <w:t xml:space="preserve">Package : </w:t>
+      </w:r>
+      <w:r>
+        <w:rPr>
+          <w:rFonts w:ascii="Consolas" w:hAnsi="Consolas" w:cs="Consolas"/>
+          <w:i/>
+          <w:iCs/>
+          <w:color w:val="E97132" w:themeColor="accent2"/>
+          <w:sz w:val="18"/>
+          <w:szCs w:val="18"/>
+        </w:rPr>
+        <w:t xml:space="preserve">be.ephec.java.tmp.e02</w:t>
       </w:r>
     </w:p>
     <w:p>
@@ -2368,6 +3134,7 @@
     </w:p>
     <w:p>
       <w:pPr>
+        <w:keepNext w:val="false"/>
         <w:spacing w:after="120"/>
       </w:pPr>
       <w:r>
@@ -2408,10 +3175,10 @@
       </w:r>
       <w:r>
         <w:rPr>
-          <w:rFonts w:ascii="Consolas" w:cs="Consolas" w:eastAsia="Consolas" w:hAnsi="Consolas"/>
-          <w:color w:val="8B2500"/>
-          <w:sz w:val="22"/>
-          <w:szCs w:val="22"/>
+          <w:rFonts w:ascii="Consolas" w:hAnsi="Consolas" w:cs="Consolas"/>
+          <w:color w:val="E97132" w:themeColor="accent2"/>
+          <w:sz w:val="18"/>
+          <w:szCs w:val="18"/>
         </w:rPr>
         <w:t xml:space="preserve">Programme</w:t>
       </w:r>
@@ -2432,9 +3199,10 @@
       </w:pPr>
       <w:r>
         <w:rPr>
-          <w:rFonts w:ascii="Consolas" w:cs="Consolas" w:eastAsia="Consolas" w:hAnsi="Consolas"/>
-          <w:sz w:val="19"/>
-          <w:szCs w:val="19"/>
+          <w:rFonts w:ascii="Consolas" w:hAnsi="Consolas" w:cs="Consolas"/>
+          <w:color w:val="E97132" w:themeColor="accent2"/>
+          <w:sz w:val="18"/>
+          <w:szCs w:val="18"/>
         </w:rPr>
         <w:t xml:space="preserve">LocalDate rendezVous = LocalDate.of(2027, 1, 19);</w:t>
       </w:r>
@@ -2448,9 +3216,10 @@
       </w:pPr>
       <w:r>
         <w:rPr>
-          <w:rFonts w:ascii="Consolas" w:cs="Consolas" w:eastAsia="Consolas" w:hAnsi="Consolas"/>
-          <w:sz w:val="19"/>
-          <w:szCs w:val="19"/>
+          <w:rFonts w:ascii="Consolas" w:hAnsi="Consolas" w:cs="Consolas"/>
+          <w:color w:val="E97132" w:themeColor="accent2"/>
+          <w:sz w:val="18"/>
+          <w:szCs w:val="18"/>
         </w:rPr>
         <w:t xml:space="preserve"> </w:t>
       </w:r>
@@ -2464,9 +3233,10 @@
       </w:pPr>
       <w:r>
         <w:rPr>
-          <w:rFonts w:ascii="Consolas" w:cs="Consolas" w:eastAsia="Consolas" w:hAnsi="Consolas"/>
-          <w:sz w:val="19"/>
-          <w:szCs w:val="19"/>
+          <w:rFonts w:ascii="Consolas" w:hAnsi="Consolas" w:cs="Consolas"/>
+          <w:color w:val="E97132" w:themeColor="accent2"/>
+          <w:sz w:val="18"/>
+          <w:szCs w:val="18"/>
         </w:rPr>
         <w:t xml:space="preserve">System.out.println("Rendez-vous initial : " + rendezVous);</w:t>
       </w:r>
@@ -2480,9 +3250,10 @@
       </w:pPr>
       <w:r>
         <w:rPr>
-          <w:rFonts w:ascii="Consolas" w:cs="Consolas" w:eastAsia="Consolas" w:hAnsi="Consolas"/>
-          <w:sz w:val="19"/>
-          <w:szCs w:val="19"/>
+          <w:rFonts w:ascii="Consolas" w:hAnsi="Consolas" w:cs="Consolas"/>
+          <w:color w:val="E97132" w:themeColor="accent2"/>
+          <w:sz w:val="18"/>
+          <w:szCs w:val="18"/>
         </w:rPr>
         <w:t xml:space="preserve"> </w:t>
       </w:r>
@@ -2496,9 +3267,10 @@
       </w:pPr>
       <w:r>
         <w:rPr>
-          <w:rFonts w:ascii="Consolas" w:cs="Consolas" w:eastAsia="Consolas" w:hAnsi="Consolas"/>
-          <w:sz w:val="19"/>
-          <w:szCs w:val="19"/>
+          <w:rFonts w:ascii="Consolas" w:hAnsi="Consolas" w:cs="Consolas"/>
+          <w:color w:val="E97132" w:themeColor="accent2"/>
+          <w:sz w:val="18"/>
+          <w:szCs w:val="18"/>
         </w:rPr>
         <w:t xml:space="preserve">rendezVous.plusWeeks(1);</w:t>
       </w:r>
@@ -2512,9 +3284,10 @@
       </w:pPr>
       <w:r>
         <w:rPr>
-          <w:rFonts w:ascii="Consolas" w:cs="Consolas" w:eastAsia="Consolas" w:hAnsi="Consolas"/>
-          <w:sz w:val="19"/>
-          <w:szCs w:val="19"/>
+          <w:rFonts w:ascii="Consolas" w:hAnsi="Consolas" w:cs="Consolas"/>
+          <w:color w:val="E97132" w:themeColor="accent2"/>
+          <w:sz w:val="18"/>
+          <w:szCs w:val="18"/>
         </w:rPr>
         <w:t xml:space="preserve"> </w:t>
       </w:r>
@@ -2528,15 +3301,17 @@
       </w:pPr>
       <w:r>
         <w:rPr>
-          <w:rFonts w:ascii="Consolas" w:cs="Consolas" w:eastAsia="Consolas" w:hAnsi="Consolas"/>
-          <w:sz w:val="19"/>
-          <w:szCs w:val="19"/>
+          <w:rFonts w:ascii="Consolas" w:hAnsi="Consolas" w:cs="Consolas"/>
+          <w:color w:val="E97132" w:themeColor="accent2"/>
+          <w:sz w:val="18"/>
+          <w:szCs w:val="18"/>
         </w:rPr>
         <w:t xml:space="preserve">System.out.println("Apres report d'une semaine : " + rendezVous);</w:t>
       </w:r>
     </w:p>
     <w:p>
       <w:pPr>
+        <w:keepNext w:val="false"/>
         <w:spacing w:after="120"/>
       </w:pPr>
       <w:r>
@@ -2577,10 +3352,10 @@
       </w:r>
       <w:r>
         <w:rPr>
-          <w:rFonts w:ascii="Consolas" w:cs="Consolas" w:eastAsia="Consolas" w:hAnsi="Consolas"/>
-          <w:color w:val="8B2500"/>
-          <w:sz w:val="22"/>
-          <w:szCs w:val="22"/>
+          <w:rFonts w:ascii="Consolas" w:hAnsi="Consolas" w:cs="Consolas"/>
+          <w:color w:val="E97132" w:themeColor="accent2"/>
+          <w:sz w:val="18"/>
+          <w:szCs w:val="18"/>
         </w:rPr>
         <w:t xml:space="preserve">Agenda</w:t>
       </w:r>
@@ -2593,10 +3368,10 @@
       </w:r>
       <w:r>
         <w:rPr>
-          <w:rFonts w:ascii="Consolas" w:cs="Consolas" w:eastAsia="Consolas" w:hAnsi="Consolas"/>
-          <w:color w:val="8B2500"/>
-          <w:sz w:val="22"/>
-          <w:szCs w:val="22"/>
+          <w:rFonts w:ascii="Consolas" w:hAnsi="Consolas" w:cs="Consolas"/>
+          <w:color w:val="E97132" w:themeColor="accent2"/>
+          <w:sz w:val="18"/>
+          <w:szCs w:val="18"/>
         </w:rPr>
         <w:t xml:space="preserve">Programme</w:t>
       </w:r>
@@ -2728,7 +3503,8 @@
             </w:pPr>
             <w:r>
               <w:rPr>
-                <w:rFonts w:ascii="Consolas" w:cs="Consolas" w:eastAsia="Consolas" w:hAnsi="Consolas"/>
+                <w:rFonts w:ascii="Consolas" w:hAnsi="Consolas" w:cs="Consolas"/>
+                <w:color w:val="E97132" w:themeColor="accent2"/>
                 <w:sz w:val="18"/>
                 <w:szCs w:val="18"/>
               </w:rPr>
@@ -2752,7 +3528,8 @@
             </w:pPr>
             <w:r>
               <w:rPr>
-                <w:rFonts w:ascii="Consolas" w:cs="Consolas" w:eastAsia="Consolas" w:hAnsi="Consolas"/>
+                <w:rFonts w:ascii="Consolas" w:hAnsi="Consolas" w:cs="Consolas"/>
+                <w:color w:val="E97132" w:themeColor="accent2"/>
                 <w:sz w:val="18"/>
                 <w:szCs w:val="18"/>
               </w:rPr>
@@ -2804,7 +3581,8 @@
             </w:pPr>
             <w:r>
               <w:rPr>
-                <w:rFonts w:ascii="Consolas" w:cs="Consolas" w:eastAsia="Consolas" w:hAnsi="Consolas"/>
+                <w:rFonts w:ascii="Consolas" w:hAnsi="Consolas" w:cs="Consolas"/>
+                <w:color w:val="E97132" w:themeColor="accent2"/>
                 <w:sz w:val="18"/>
                 <w:szCs w:val="18"/>
               </w:rPr>
@@ -2828,7 +3606,8 @@
             </w:pPr>
             <w:r>
               <w:rPr>
-                <w:rFonts w:ascii="Consolas" w:cs="Consolas" w:eastAsia="Consolas" w:hAnsi="Consolas"/>
+                <w:rFonts w:ascii="Consolas" w:hAnsi="Consolas" w:cs="Consolas"/>
+                <w:color w:val="E97132" w:themeColor="accent2"/>
                 <w:sz w:val="18"/>
                 <w:szCs w:val="18"/>
               </w:rPr>
@@ -2875,7 +3654,7 @@
           <w:sz w:val="24"/>
           <w:szCs w:val="24"/>
         </w:rPr>
-        <w:t xml:space="preserve">Vérification</w:t>
+        <w:t xml:space="preserve">Comment vérifier votre code</w:t>
       </w:r>
     </w:p>
     <w:tbl>
@@ -2914,9 +3693,10 @@
             </w:pPr>
             <w:r>
               <w:rPr>
-                <w:rFonts w:ascii="Consolas" w:cs="Consolas" w:eastAsia="Consolas" w:hAnsi="Consolas"/>
-                <w:sz w:val="21"/>
-                <w:szCs w:val="21"/>
+                <w:rFonts w:ascii="Consolas" w:hAnsi="Consolas" w:cs="Consolas"/>
+                <w:color w:val="E97132" w:themeColor="accent2"/>
+                <w:sz w:val="18"/>
+                <w:szCs w:val="18"/>
               </w:rPr>
               <w:t xml:space="preserve">be.ephec.java.tmp.e02.AgendaTest</w:t>
             </w:r>
@@ -2966,10 +3746,10 @@
       </w:r>
       <w:r>
         <w:rPr>
-          <w:rFonts w:ascii="Consolas" w:cs="Consolas" w:eastAsia="Consolas" w:hAnsi="Consolas"/>
-          <w:color w:val="8B2500"/>
-          <w:sz w:val="22"/>
-          <w:szCs w:val="22"/>
+          <w:rFonts w:ascii="Consolas" w:hAnsi="Consolas" w:cs="Consolas"/>
+          <w:color w:val="E97132" w:themeColor="accent2"/>
+          <w:sz w:val="18"/>
+          <w:szCs w:val="18"/>
         </w:rPr>
         <w:t xml:space="preserve">LocalDate</w:t>
       </w:r>
@@ -2998,10 +3778,10 @@
       </w:r>
       <w:r>
         <w:rPr>
-          <w:rFonts w:ascii="Consolas" w:cs="Consolas" w:eastAsia="Consolas" w:hAnsi="Consolas"/>
-          <w:color w:val="8B2500"/>
-          <w:sz w:val="22"/>
-          <w:szCs w:val="22"/>
+          <w:rFonts w:ascii="Consolas" w:hAnsi="Consolas" w:cs="Consolas"/>
+          <w:color w:val="E97132" w:themeColor="accent2"/>
+          <w:sz w:val="18"/>
+          <w:szCs w:val="18"/>
         </w:rPr>
         <w:t xml:space="preserve">plusWeeks</w:t>
       </w:r>
@@ -3026,10 +3806,10 @@
       </w:r>
       <w:r>
         <w:rPr>
-          <w:rFonts w:ascii="Consolas" w:cs="Consolas" w:eastAsia="Consolas" w:hAnsi="Consolas"/>
-          <w:color w:val="8B2500"/>
-          <w:sz w:val="22"/>
-          <w:szCs w:val="22"/>
+          <w:rFonts w:ascii="Consolas" w:hAnsi="Consolas" w:cs="Consolas"/>
+          <w:color w:val="E97132" w:themeColor="accent2"/>
+          <w:sz w:val="18"/>
+          <w:szCs w:val="18"/>
         </w:rPr>
         <w:t xml:space="preserve">texte.toUpperCase()</w:t>
       </w:r>
@@ -3042,10 +3822,10 @@
       </w:r>
       <w:r>
         <w:rPr>
-          <w:rFonts w:ascii="Consolas" w:cs="Consolas" w:eastAsia="Consolas" w:hAnsi="Consolas"/>
-          <w:color w:val="8B2500"/>
-          <w:sz w:val="22"/>
-          <w:szCs w:val="22"/>
+          <w:rFonts w:ascii="Consolas" w:hAnsi="Consolas" w:cs="Consolas"/>
+          <w:color w:val="E97132" w:themeColor="accent2"/>
+          <w:sz w:val="18"/>
+          <w:szCs w:val="18"/>
         </w:rPr>
         <w:t xml:space="preserve">String</w:t>
       </w:r>
@@ -3058,10 +3838,10 @@
       </w:r>
       <w:r>
         <w:rPr>
-          <w:rFonts w:ascii="Consolas" w:cs="Consolas" w:eastAsia="Consolas" w:hAnsi="Consolas"/>
-          <w:color w:val="8B2500"/>
-          <w:sz w:val="22"/>
-          <w:szCs w:val="22"/>
+          <w:rFonts w:ascii="Consolas" w:hAnsi="Consolas" w:cs="Consolas"/>
+          <w:color w:val="E97132" w:themeColor="accent2"/>
+          <w:sz w:val="18"/>
+          <w:szCs w:val="18"/>
         </w:rPr>
         <w:t xml:space="preserve">LocalDate</w:t>
       </w:r>
@@ -3075,6 +3855,7 @@
     </w:p>
     <w:p>
       <w:pPr>
+        <w:keepNext w:val="false"/>
         <w:spacing w:after="120"/>
       </w:pPr>
       <w:r>
@@ -3098,10 +3879,10 @@
       </w:r>
       <w:r>
         <w:rPr>
-          <w:rFonts w:ascii="Consolas" w:cs="Consolas" w:eastAsia="Consolas" w:hAnsi="Consolas"/>
-          <w:color w:val="8B2500"/>
-          <w:sz w:val="22"/>
-          <w:szCs w:val="22"/>
+          <w:rFonts w:ascii="Consolas" w:hAnsi="Consolas" w:cs="Consolas"/>
+          <w:color w:val="E97132" w:themeColor="accent2"/>
+          <w:sz w:val="18"/>
+          <w:szCs w:val="18"/>
         </w:rPr>
         <w:t xml:space="preserve">CC-MET.6</w:t>
       </w:r>
@@ -3139,6 +3920,7 @@
     </w:p>
     <w:p>
       <w:pPr>
+        <w:keepNext/>
         <w:spacing w:after="120"/>
       </w:pPr>
       <w:r>
@@ -3149,7 +3931,18 @@
           <w:sz w:val="22"/>
           <w:szCs w:val="22"/>
         </w:rPr>
-        <w:t xml:space="preserve">Package : be.ephec.java.tmp.e03</w:t>
+        <w:t xml:space="preserve">Package : </w:t>
+      </w:r>
+      <w:r>
+        <w:rPr>
+          <w:rFonts w:ascii="Consolas" w:hAnsi="Consolas" w:cs="Consolas"/>
+          <w:i/>
+          <w:iCs/>
+          <w:color w:val="E97132" w:themeColor="accent2"/>
+          <w:sz w:val="18"/>
+          <w:szCs w:val="18"/>
+        </w:rPr>
+        <w:t xml:space="preserve">be.ephec.java.tmp.e03</w:t>
       </w:r>
     </w:p>
     <w:p>
@@ -3171,6 +3964,7 @@
     </w:p>
     <w:p>
       <w:pPr>
+        <w:keepNext w:val="false"/>
         <w:spacing w:after="120"/>
       </w:pPr>
       <w:r>
@@ -3227,10 +4021,10 @@
       </w:r>
       <w:r>
         <w:rPr>
-          <w:rFonts w:ascii="Consolas" w:cs="Consolas" w:eastAsia="Consolas" w:hAnsi="Consolas"/>
-          <w:color w:val="8B2500"/>
-          <w:sz w:val="22"/>
-          <w:szCs w:val="22"/>
+          <w:rFonts w:ascii="Consolas" w:hAnsi="Consolas" w:cs="Consolas"/>
+          <w:color w:val="E97132" w:themeColor="accent2"/>
+          <w:sz w:val="18"/>
+          <w:szCs w:val="18"/>
         </w:rPr>
         <w:t xml:space="preserve">ChronoUnit.DAYS</w:t>
       </w:r>
@@ -3243,10 +4037,10 @@
       </w:r>
       <w:r>
         <w:rPr>
-          <w:rFonts w:ascii="Consolas" w:cs="Consolas" w:eastAsia="Consolas" w:hAnsi="Consolas"/>
-          <w:color w:val="8B2500"/>
-          <w:sz w:val="22"/>
-          <w:szCs w:val="22"/>
+          <w:rFonts w:ascii="Consolas" w:hAnsi="Consolas" w:cs="Consolas"/>
+          <w:color w:val="E97132" w:themeColor="accent2"/>
+          <w:sz w:val="18"/>
+          <w:szCs w:val="18"/>
         </w:rPr>
         <w:t xml:space="preserve">ChronoUnit.SECONDS</w:t>
       </w:r>
@@ -3260,6 +4054,7 @@
     </w:p>
     <w:p>
       <w:pPr>
+        <w:keepNext w:val="false"/>
         <w:spacing w:after="120"/>
       </w:pPr>
       <w:r>
@@ -3407,7 +4202,8 @@
             </w:pPr>
             <w:r>
               <w:rPr>
-                <w:rFonts w:ascii="Consolas" w:cs="Consolas" w:eastAsia="Consolas" w:hAnsi="Consolas"/>
+                <w:rFonts w:ascii="Consolas" w:hAnsi="Consolas" w:cs="Consolas"/>
+                <w:color w:val="E97132" w:themeColor="accent2"/>
                 <w:sz w:val="18"/>
                 <w:szCs w:val="18"/>
               </w:rPr>
@@ -3431,7 +4227,8 @@
             </w:pPr>
             <w:r>
               <w:rPr>
-                <w:rFonts w:ascii="Consolas" w:cs="Consolas" w:eastAsia="Consolas" w:hAnsi="Consolas"/>
+                <w:rFonts w:ascii="Consolas" w:hAnsi="Consolas" w:cs="Consolas"/>
+                <w:color w:val="E97132" w:themeColor="accent2"/>
                 <w:sz w:val="18"/>
                 <w:szCs w:val="18"/>
               </w:rPr>
@@ -3483,7 +4280,8 @@
             </w:pPr>
             <w:r>
               <w:rPr>
-                <w:rFonts w:ascii="Consolas" w:cs="Consolas" w:eastAsia="Consolas" w:hAnsi="Consolas"/>
+                <w:rFonts w:ascii="Consolas" w:hAnsi="Consolas" w:cs="Consolas"/>
+                <w:color w:val="E97132" w:themeColor="accent2"/>
                 <w:sz w:val="18"/>
                 <w:szCs w:val="18"/>
               </w:rPr>
@@ -3507,7 +4305,8 @@
             </w:pPr>
             <w:r>
               <w:rPr>
-                <w:rFonts w:ascii="Consolas" w:cs="Consolas" w:eastAsia="Consolas" w:hAnsi="Consolas"/>
+                <w:rFonts w:ascii="Consolas" w:hAnsi="Consolas" w:cs="Consolas"/>
+                <w:color w:val="E97132" w:themeColor="accent2"/>
                 <w:sz w:val="18"/>
                 <w:szCs w:val="18"/>
               </w:rPr>
@@ -3559,7 +4358,8 @@
             </w:pPr>
             <w:r>
               <w:rPr>
-                <w:rFonts w:ascii="Consolas" w:cs="Consolas" w:eastAsia="Consolas" w:hAnsi="Consolas"/>
+                <w:rFonts w:ascii="Consolas" w:hAnsi="Consolas" w:cs="Consolas"/>
+                <w:color w:val="E97132" w:themeColor="accent2"/>
                 <w:sz w:val="18"/>
                 <w:szCs w:val="18"/>
               </w:rPr>
@@ -3583,7 +4383,8 @@
             </w:pPr>
             <w:r>
               <w:rPr>
-                <w:rFonts w:ascii="Consolas" w:cs="Consolas" w:eastAsia="Consolas" w:hAnsi="Consolas"/>
+                <w:rFonts w:ascii="Consolas" w:hAnsi="Consolas" w:cs="Consolas"/>
+                <w:color w:val="E97132" w:themeColor="accent2"/>
                 <w:sz w:val="18"/>
                 <w:szCs w:val="18"/>
               </w:rPr>
@@ -3629,10 +4430,10 @@
       </w:r>
       <w:r>
         <w:rPr>
-          <w:rFonts w:ascii="Consolas" w:cs="Consolas" w:eastAsia="Consolas" w:hAnsi="Consolas"/>
-          <w:color w:val="8B2500"/>
-          <w:sz w:val="22"/>
-          <w:szCs w:val="22"/>
+          <w:rFonts w:ascii="Consolas" w:hAnsi="Consolas" w:cs="Consolas"/>
+          <w:color w:val="E97132" w:themeColor="accent2"/>
+          <w:sz w:val="18"/>
+          <w:szCs w:val="18"/>
         </w:rPr>
         <w:t xml:space="preserve">LocalDate</w:t>
       </w:r>
@@ -3645,10 +4446,10 @@
       </w:r>
       <w:r>
         <w:rPr>
-          <w:rFonts w:ascii="Consolas" w:cs="Consolas" w:eastAsia="Consolas" w:hAnsi="Consolas"/>
-          <w:color w:val="8B2500"/>
-          <w:sz w:val="22"/>
-          <w:szCs w:val="22"/>
+          <w:rFonts w:ascii="Consolas" w:hAnsi="Consolas" w:cs="Consolas"/>
+          <w:color w:val="E97132" w:themeColor="accent2"/>
+          <w:sz w:val="18"/>
+          <w:szCs w:val="18"/>
         </w:rPr>
         <w:t xml:space="preserve">LocalDateTime</w:t>
       </w:r>
@@ -3673,10 +4474,10 @@
       </w:r>
       <w:r>
         <w:rPr>
-          <w:rFonts w:ascii="Consolas" w:cs="Consolas" w:eastAsia="Consolas" w:hAnsi="Consolas"/>
-          <w:color w:val="8B2500"/>
-          <w:sz w:val="22"/>
-          <w:szCs w:val="22"/>
+          <w:rFonts w:ascii="Consolas" w:hAnsi="Consolas" w:cs="Consolas"/>
+          <w:color w:val="E97132" w:themeColor="accent2"/>
+          <w:sz w:val="18"/>
+          <w:szCs w:val="18"/>
         </w:rPr>
         <w:t xml:space="preserve">Programme</w:t>
       </w:r>
@@ -3696,10 +4497,10 @@
       </w:r>
       <w:r>
         <w:rPr>
-          <w:rFonts w:ascii="Consolas" w:cs="Consolas" w:eastAsia="Consolas" w:hAnsi="Consolas"/>
-          <w:color w:val="8B2500"/>
-          <w:sz w:val="22"/>
-          <w:szCs w:val="22"/>
+          <w:rFonts w:ascii="Consolas" w:hAnsi="Consolas" w:cs="Consolas"/>
+          <w:color w:val="E97132" w:themeColor="accent2"/>
+          <w:sz w:val="18"/>
+          <w:szCs w:val="18"/>
         </w:rPr>
         <w:t xml:space="preserve">Programme</w:t>
       </w:r>
@@ -3762,10 +4563,10 @@
       </w:r>
       <w:r>
         <w:rPr>
-          <w:rFonts w:ascii="Consolas" w:cs="Consolas" w:eastAsia="Consolas" w:hAnsi="Consolas"/>
-          <w:color w:val="8B2500"/>
-          <w:sz w:val="22"/>
-          <w:szCs w:val="22"/>
+          <w:rFonts w:ascii="Consolas" w:hAnsi="Consolas" w:cs="Consolas"/>
+          <w:color w:val="E97132" w:themeColor="accent2"/>
+          <w:sz w:val="18"/>
+          <w:szCs w:val="18"/>
         </w:rPr>
         <w:t xml:space="preserve">Locale.US</w:t>
       </w:r>
@@ -3826,9 +4627,10 @@
       </w:pPr>
       <w:r>
         <w:rPr>
-          <w:rFonts w:ascii="Consolas" w:cs="Consolas" w:eastAsia="Consolas" w:hAnsi="Consolas"/>
-          <w:sz w:val="19"/>
-          <w:szCs w:val="19"/>
+          <w:rFonts w:ascii="Consolas" w:hAnsi="Consolas" w:cs="Consolas"/>
+          <w:color w:val="E97132" w:themeColor="accent2"/>
+          <w:sz w:val="18"/>
+          <w:szCs w:val="18"/>
         </w:rPr>
         <w:t xml:space="preserve">secondesEntre(19/01 18:00, 19/01 19:00)          -&gt;          3 600</w:t>
       </w:r>
@@ -3842,9 +4644,10 @@
       </w:pPr>
       <w:r>
         <w:rPr>
-          <w:rFonts w:ascii="Consolas" w:cs="Consolas" w:eastAsia="Consolas" w:hAnsi="Consolas"/>
-          <w:sz w:val="19"/>
-          <w:szCs w:val="19"/>
+          <w:rFonts w:ascii="Consolas" w:hAnsi="Consolas" w:cs="Consolas"/>
+          <w:color w:val="E97132" w:themeColor="accent2"/>
+          <w:sz w:val="18"/>
+          <w:szCs w:val="18"/>
         </w:rPr>
         <w:t xml:space="preserve">secondesEntre(19/01 00:00, 20/01 00:00)          -&gt;         86 400</w:t>
       </w:r>
@@ -3858,9 +4661,10 @@
       </w:pPr>
       <w:r>
         <w:rPr>
-          <w:rFonts w:ascii="Consolas" w:cs="Consolas" w:eastAsia="Consolas" w:hAnsi="Consolas"/>
-          <w:sz w:val="19"/>
-          <w:szCs w:val="19"/>
+          <w:rFonts w:ascii="Consolas" w:hAnsi="Consolas" w:cs="Consolas"/>
+          <w:color w:val="E97132" w:themeColor="accent2"/>
+          <w:sz w:val="18"/>
+          <w:szCs w:val="18"/>
         </w:rPr>
         <w:t xml:space="preserve">secondesDepuis(17/05/1990, 19/01/2027 18:00)     -&gt;  1 157 479 200</w:t>
       </w:r>
@@ -3874,9 +4678,10 @@
       </w:pPr>
       <w:r>
         <w:rPr>
-          <w:rFonts w:ascii="Consolas" w:cs="Consolas" w:eastAsia="Consolas" w:hAnsi="Consolas"/>
-          <w:sz w:val="19"/>
-          <w:szCs w:val="19"/>
+          <w:rFonts w:ascii="Consolas" w:hAnsi="Consolas" w:cs="Consolas"/>
+          <w:color w:val="E97132" w:themeColor="accent2"/>
+          <w:sz w:val="18"/>
+          <w:szCs w:val="18"/>
         </w:rPr>
         <w:t xml:space="preserve"> </w:t>
       </w:r>
@@ -3890,9 +4695,10 @@
       </w:pPr>
       <w:r>
         <w:rPr>
-          <w:rFonts w:ascii="Consolas" w:cs="Consolas" w:eastAsia="Consolas" w:hAnsi="Consolas"/>
-          <w:sz w:val="19"/>
-          <w:szCs w:val="19"/>
+          <w:rFonts w:ascii="Consolas" w:hAnsi="Consolas" w:cs="Consolas"/>
+          <w:color w:val="E97132" w:themeColor="accent2"/>
+          <w:sz w:val="18"/>
+          <w:szCs w:val="18"/>
         </w:rPr>
         <w:t xml:space="preserve">formater(1157479200)                             -&gt;  "1 157 479 200"</w:t>
       </w:r>
@@ -3911,7 +4717,7 @@
           <w:sz w:val="24"/>
           <w:szCs w:val="24"/>
         </w:rPr>
-        <w:t xml:space="preserve">Vérification</w:t>
+        <w:t xml:space="preserve">Comment vérifier votre code</w:t>
       </w:r>
     </w:p>
     <w:tbl>
@@ -3950,35 +4756,52 @@
             </w:pPr>
             <w:r>
               <w:rPr>
-                <w:rFonts w:ascii="Consolas" w:cs="Consolas" w:eastAsia="Consolas" w:hAnsi="Consolas"/>
+                <w:rFonts w:ascii="Consolas" w:hAnsi="Consolas" w:cs="Consolas"/>
+                <w:color w:val="E97132" w:themeColor="accent2"/>
+                <w:sz w:val="18"/>
+                <w:szCs w:val="18"/>
+              </w:rPr>
+              <w:t xml:space="preserve">be.ephec.java.tmp.e03.CompteurTest</w:t>
+            </w:r>
+          </w:p>
+          <w:p>
+            <w:pPr>
+              <w:spacing w:after="80"/>
+            </w:pPr>
+            <w:r>
+              <w:rPr>
                 <w:sz w:val="21"/>
                 <w:szCs w:val="21"/>
               </w:rPr>
-              <w:t xml:space="preserve">be.ephec.java.tmp.e03.CompteurTest</w:t>
-            </w:r>
-          </w:p>
-          <w:p>
-            <w:pPr>
-              <w:spacing w:after="80"/>
+              <w:t xml:space="preserve">Vérifie l'heure, la journée, une vie entière, la convention de minuit et le formatage.</w:t>
+            </w:r>
+          </w:p>
+          <w:p>
+            <w:pPr>
+              <w:spacing w:after="0"/>
             </w:pPr>
             <w:r>
               <w:rPr>
                 <w:sz w:val="21"/>
                 <w:szCs w:val="21"/>
               </w:rPr>
-              <w:t xml:space="preserve">Vérifie l'heure, la journée, une vie entière, la convention de minuit et le formatage.</w:t>
-            </w:r>
-          </w:p>
-          <w:p>
-            <w:pPr>
-              <w:spacing w:after="0"/>
-            </w:pPr>
+              <w:t xml:space="preserve">Si le troisième test échoue sur </w:t>
+            </w:r>
+            <w:r>
+              <w:rPr>
+                <w:rFonts w:ascii="Consolas" w:hAnsi="Consolas" w:cs="Consolas"/>
+                <w:color w:val="E97132" w:themeColor="accent2"/>
+                <w:sz w:val="18"/>
+                <w:szCs w:val="18"/>
+              </w:rPr>
+              <w:t xml:space="preserve">UnsupportedTemporalTypeException</w:t>
+            </w:r>
             <w:r>
               <w:rPr>
                 <w:sz w:val="21"/>
                 <w:szCs w:val="21"/>
               </w:rPr>
-              <w:t xml:space="preserve">Si le troisième test échoue sur UnsupportedTemporalTypeException: Unsupported unit: Seconds, ne cherchez pas d'erreur dans votre calcul : c'est la leçon de l'exercice.</w:t>
+              <w:t xml:space="preserve">: Unsupported unit: Seconds, ne cherchez pas d'erreur dans votre calcul : c'est la leçon de l'exercice.</w:t>
             </w:r>
           </w:p>
         </w:tc>
@@ -4014,10 +4837,10 @@
       </w:r>
       <w:r>
         <w:rPr>
-          <w:rFonts w:ascii="Consolas" w:cs="Consolas" w:eastAsia="Consolas" w:hAnsi="Consolas"/>
-          <w:color w:val="8B2500"/>
-          <w:sz w:val="22"/>
-          <w:szCs w:val="22"/>
+          <w:rFonts w:ascii="Consolas" w:hAnsi="Consolas" w:cs="Consolas"/>
+          <w:color w:val="E97132" w:themeColor="accent2"/>
+          <w:sz w:val="18"/>
+          <w:szCs w:val="18"/>
         </w:rPr>
         <w:t xml:space="preserve">LocalDate</w:t>
       </w:r>
@@ -4056,10 +4879,10 @@
       </w:r>
       <w:r>
         <w:rPr>
-          <w:rFonts w:ascii="Consolas" w:cs="Consolas" w:eastAsia="Consolas" w:hAnsi="Consolas"/>
-          <w:color w:val="8B2500"/>
-          <w:sz w:val="22"/>
-          <w:szCs w:val="22"/>
+          <w:rFonts w:ascii="Consolas" w:hAnsi="Consolas" w:cs="Consolas"/>
+          <w:color w:val="E97132" w:themeColor="accent2"/>
+          <w:sz w:val="18"/>
+          <w:szCs w:val="18"/>
         </w:rPr>
         <w:t xml:space="preserve">LocalDateTime</w:t>
       </w:r>
@@ -4088,10 +4911,10 @@
       </w:r>
       <w:r>
         <w:rPr>
-          <w:rFonts w:ascii="Consolas" w:cs="Consolas" w:eastAsia="Consolas" w:hAnsi="Consolas"/>
-          <w:color w:val="8B2500"/>
-          <w:sz w:val="22"/>
-          <w:szCs w:val="22"/>
+          <w:rFonts w:ascii="Consolas" w:hAnsi="Consolas" w:cs="Consolas"/>
+          <w:color w:val="E97132" w:themeColor="accent2"/>
+          <w:sz w:val="18"/>
+          <w:szCs w:val="18"/>
         </w:rPr>
         <w:t xml:space="preserve">atStartOfDay()</w:t>
       </w:r>
@@ -4104,10 +4927,10 @@
       </w:r>
       <w:r>
         <w:rPr>
-          <w:rFonts w:ascii="Consolas" w:cs="Consolas" w:eastAsia="Consolas" w:hAnsi="Consolas"/>
-          <w:color w:val="8B2500"/>
-          <w:sz w:val="22"/>
-          <w:szCs w:val="22"/>
+          <w:rFonts w:ascii="Consolas" w:hAnsi="Consolas" w:cs="Consolas"/>
+          <w:color w:val="E97132" w:themeColor="accent2"/>
+          <w:sz w:val="18"/>
+          <w:szCs w:val="18"/>
         </w:rPr>
         <w:t xml:space="preserve">LocalDateTime</w:t>
       </w:r>
@@ -4157,7 +4980,39 @@
           <w:sz w:val="22"/>
           <w:szCs w:val="22"/>
         </w:rPr>
-        <w:t xml:space="preserve">Vous avez répondu en TMP.1 à la question « pourquoi un long plutôt qu'un int ». Le nombre de secondes d'une vie la rend concrète : un int s'arrête à 2 147 483 647. Au bout de combien d'années le compteur déborderait-il ?</w:t>
+        <w:t xml:space="preserve">Vous avez répondu en TMP.1 à la question « pourquoi un long plutôt qu'un </w:t>
+      </w:r>
+      <w:r>
+        <w:rPr>
+          <w:rFonts w:ascii="Consolas" w:hAnsi="Consolas" w:cs="Consolas"/>
+          <w:color w:val="E97132" w:themeColor="accent2"/>
+          <w:sz w:val="18"/>
+          <w:szCs w:val="18"/>
+        </w:rPr>
+        <w:t xml:space="preserve">int</w:t>
+      </w:r>
+      <w:r>
+        <w:rPr>
+          <w:sz w:val="22"/>
+          <w:szCs w:val="22"/>
+        </w:rPr>
+        <w:t xml:space="preserve"> ». Le nombre de secondes d'une vie la rend concrète : un </w:t>
+      </w:r>
+      <w:r>
+        <w:rPr>
+          <w:rFonts w:ascii="Consolas" w:hAnsi="Consolas" w:cs="Consolas"/>
+          <w:color w:val="E97132" w:themeColor="accent2"/>
+          <w:sz w:val="18"/>
+          <w:szCs w:val="18"/>
+        </w:rPr>
+        <w:t xml:space="preserve">int</w:t>
+      </w:r>
+      <w:r>
+        <w:rPr>
+          <w:sz w:val="22"/>
+          <w:szCs w:val="22"/>
+        </w:rPr>
+        <w:t xml:space="preserve"> s'arrête à 2 147 483 647. Au bout de combien d'années le compteur déborderait-il ?</w:t>
       </w:r>
     </w:p>
     <w:p>
@@ -4195,10 +5050,10 @@
       </w:r>
       <w:r>
         <w:rPr>
-          <w:rFonts w:ascii="Consolas" w:cs="Consolas" w:eastAsia="Consolas" w:hAnsi="Consolas"/>
-          <w:color w:val="8B2500"/>
-          <w:sz w:val="22"/>
-          <w:szCs w:val="22"/>
+          <w:rFonts w:ascii="Consolas" w:hAnsi="Consolas" w:cs="Consolas"/>
+          <w:color w:val="E97132" w:themeColor="accent2"/>
+          <w:sz w:val="18"/>
+          <w:szCs w:val="18"/>
         </w:rPr>
         <w:t xml:space="preserve">secondesDepuis</w:t>
       </w:r>
@@ -4236,6 +5091,7 @@
     </w:p>
     <w:p>
       <w:pPr>
+        <w:keepNext/>
         <w:spacing w:after="120"/>
       </w:pPr>
       <w:r>
@@ -4246,7 +5102,18 @@
           <w:sz w:val="22"/>
           <w:szCs w:val="22"/>
         </w:rPr>
-        <w:t xml:space="preserve">Package : be.ephec.java.tmp.e04</w:t>
+        <w:t xml:space="preserve">Package : </w:t>
+      </w:r>
+      <w:r>
+        <w:rPr>
+          <w:rFonts w:ascii="Consolas" w:hAnsi="Consolas" w:cs="Consolas"/>
+          <w:i/>
+          <w:iCs/>
+          <w:color w:val="E97132" w:themeColor="accent2"/>
+          <w:sz w:val="18"/>
+          <w:szCs w:val="18"/>
+        </w:rPr>
+        <w:t xml:space="preserve">be.ephec.java.tmp.e04</w:t>
       </w:r>
     </w:p>
     <w:p>
@@ -4268,6 +5135,7 @@
     </w:p>
     <w:p>
       <w:pPr>
+        <w:keepNext w:val="false"/>
         <w:spacing w:after="120"/>
       </w:pPr>
       <w:r>
@@ -4308,10 +5176,10 @@
       </w:r>
       <w:r>
         <w:rPr>
-          <w:rFonts w:ascii="Consolas" w:cs="Consolas" w:eastAsia="Consolas" w:hAnsi="Consolas"/>
-          <w:color w:val="8B2500"/>
-          <w:sz w:val="22"/>
-          <w:szCs w:val="22"/>
+          <w:rFonts w:ascii="Consolas" w:hAnsi="Consolas" w:cs="Consolas"/>
+          <w:color w:val="E97132" w:themeColor="accent2"/>
+          <w:sz w:val="18"/>
+          <w:szCs w:val="18"/>
         </w:rPr>
         <w:t xml:space="preserve">echeance(LocalDate, int)</w:t>
       </w:r>
@@ -4336,10 +5204,10 @@
       </w:r>
       <w:r>
         <w:rPr>
-          <w:rFonts w:ascii="Consolas" w:cs="Consolas" w:eastAsia="Consolas" w:hAnsi="Consolas"/>
-          <w:color w:val="8B2500"/>
-          <w:sz w:val="22"/>
-          <w:szCs w:val="22"/>
+          <w:rFonts w:ascii="Consolas" w:hAnsi="Consolas" w:cs="Consolas"/>
+          <w:color w:val="E97132" w:themeColor="accent2"/>
+          <w:sz w:val="18"/>
+          <w:szCs w:val="18"/>
         </w:rPr>
         <w:t xml:space="preserve">memeResultatMoisParMois(LocalDate, int)</w:t>
       </w:r>
@@ -4352,10 +5220,10 @@
       </w:r>
       <w:r>
         <w:rPr>
-          <w:rFonts w:ascii="Consolas" w:cs="Consolas" w:eastAsia="Consolas" w:hAnsi="Consolas"/>
-          <w:color w:val="8B2500"/>
-          <w:sz w:val="22"/>
-          <w:szCs w:val="22"/>
+          <w:rFonts w:ascii="Consolas" w:hAnsi="Consolas" w:cs="Consolas"/>
+          <w:color w:val="E97132" w:themeColor="accent2"/>
+          <w:sz w:val="18"/>
+          <w:szCs w:val="18"/>
         </w:rPr>
         <w:t xml:space="preserve">true</w:t>
       </w:r>
@@ -4393,9 +5261,10 @@
       </w:pPr>
       <w:r>
         <w:rPr>
-          <w:rFonts w:ascii="Consolas" w:cs="Consolas" w:eastAsia="Consolas" w:hAnsi="Consolas"/>
-          <w:sz w:val="19"/>
-          <w:szCs w:val="19"/>
+          <w:rFonts w:ascii="Consolas" w:hAnsi="Consolas" w:cs="Consolas"/>
+          <w:color w:val="E97132" w:themeColor="accent2"/>
+          <w:sz w:val="18"/>
+          <w:szCs w:val="18"/>
         </w:rPr>
         <w:t xml:space="preserve">31/01/2027 + 1 mois           -&gt;  28/02/2027</w:t>
       </w:r>
@@ -4409,9 +5278,10 @@
       </w:pPr>
       <w:r>
         <w:rPr>
-          <w:rFonts w:ascii="Consolas" w:cs="Consolas" w:eastAsia="Consolas" w:hAnsi="Consolas"/>
-          <w:sz w:val="19"/>
-          <w:szCs w:val="19"/>
+          <w:rFonts w:ascii="Consolas" w:hAnsi="Consolas" w:cs="Consolas"/>
+          <w:color w:val="E97132" w:themeColor="accent2"/>
+          <w:sz w:val="18"/>
+          <w:szCs w:val="18"/>
         </w:rPr>
         <w:t xml:space="preserve">31/01/2028 + 1 mois           -&gt;  29/02/2028   (annee bissextile)</w:t>
       </w:r>
@@ -4425,9 +5295,10 @@
       </w:pPr>
       <w:r>
         <w:rPr>
-          <w:rFonts w:ascii="Consolas" w:cs="Consolas" w:eastAsia="Consolas" w:hAnsi="Consolas"/>
-          <w:sz w:val="19"/>
-          <w:szCs w:val="19"/>
+          <w:rFonts w:ascii="Consolas" w:hAnsi="Consolas" w:cs="Consolas"/>
+          <w:color w:val="E97132" w:themeColor="accent2"/>
+          <w:sz w:val="18"/>
+          <w:szCs w:val="18"/>
         </w:rPr>
         <w:t xml:space="preserve">31/01/2027 + 2 mois           -&gt;  31/03/2027</w:t>
       </w:r>
@@ -4441,15 +5312,17 @@
       </w:pPr>
       <w:r>
         <w:rPr>
-          <w:rFonts w:ascii="Consolas" w:cs="Consolas" w:eastAsia="Consolas" w:hAnsi="Consolas"/>
-          <w:sz w:val="19"/>
-          <w:szCs w:val="19"/>
+          <w:rFonts w:ascii="Consolas" w:hAnsi="Consolas" w:cs="Consolas"/>
+          <w:color w:val="E97132" w:themeColor="accent2"/>
+          <w:sz w:val="18"/>
+          <w:szCs w:val="18"/>
         </w:rPr>
         <w:t xml:space="preserve">31/01/2027 + 1 mois + 1 mois  -&gt;  28/03/2027   &lt;-- pas le meme resultat</w:t>
       </w:r>
     </w:p>
     <w:p>
       <w:pPr>
+        <w:keepNext w:val="false"/>
         <w:spacing w:after="120"/>
       </w:pPr>
       <w:r>
@@ -4474,7 +5347,7 @@
           <w:sz w:val="24"/>
           <w:szCs w:val="24"/>
         </w:rPr>
-        <w:t xml:space="preserve">Vérification</w:t>
+        <w:t xml:space="preserve">Comment vérifier votre code</w:t>
       </w:r>
     </w:p>
     <w:tbl>
@@ -4513,9 +5386,10 @@
             </w:pPr>
             <w:r>
               <w:rPr>
-                <w:rFonts w:ascii="Consolas" w:cs="Consolas" w:eastAsia="Consolas" w:hAnsi="Consolas"/>
-                <w:sz w:val="21"/>
-                <w:szCs w:val="21"/>
+                <w:rFonts w:ascii="Consolas" w:hAnsi="Consolas" w:cs="Consolas"/>
+                <w:color w:val="E97132" w:themeColor="accent2"/>
+                <w:sz w:val="18"/>
+                <w:szCs w:val="18"/>
               </w:rPr>
               <w:t xml:space="preserve">be.ephec.java.tmp.e04.EcheancierTest</w:t>
             </w:r>
@@ -4629,6 +5503,7 @@
     </w:p>
     <w:p>
       <w:pPr>
+        <w:keepNext/>
         <w:spacing w:after="120"/>
       </w:pPr>
       <w:r>
@@ -4639,7 +5514,18 @@
           <w:sz w:val="22"/>
           <w:szCs w:val="22"/>
         </w:rPr>
-        <w:t xml:space="preserve">Package : be.ephec.java.tmp.e05</w:t>
+        <w:t xml:space="preserve">Package : </w:t>
+      </w:r>
+      <w:r>
+        <w:rPr>
+          <w:rFonts w:ascii="Consolas" w:hAnsi="Consolas" w:cs="Consolas"/>
+          <w:i/>
+          <w:iCs/>
+          <w:color w:val="E97132" w:themeColor="accent2"/>
+          <w:sz w:val="18"/>
+          <w:szCs w:val="18"/>
+        </w:rPr>
+        <w:t xml:space="preserve">be.ephec.java.tmp.e05</w:t>
       </w:r>
     </w:p>
     <w:p>
@@ -4661,6 +5547,7 @@
     </w:p>
     <w:p>
       <w:pPr>
+        <w:keepNext w:val="false"/>
         <w:spacing w:after="120"/>
       </w:pPr>
       <w:r>
@@ -4694,10 +5581,10 @@
       </w:pPr>
       <w:r>
         <w:rPr>
-          <w:rFonts w:ascii="Consolas" w:cs="Consolas" w:eastAsia="Consolas" w:hAnsi="Consolas"/>
-          <w:color w:val="8B2500"/>
-          <w:sz w:val="22"/>
-          <w:szCs w:val="22"/>
+          <w:rFonts w:ascii="Consolas" w:hAnsi="Consolas" w:cs="Consolas"/>
+          <w:color w:val="E97132" w:themeColor="accent2"/>
+          <w:sz w:val="18"/>
+          <w:szCs w:val="18"/>
         </w:rPr>
         <w:t xml:space="preserve">Period</w:t>
       </w:r>
@@ -4731,10 +5618,10 @@
       </w:pPr>
       <w:r>
         <w:rPr>
-          <w:rFonts w:ascii="Consolas" w:cs="Consolas" w:eastAsia="Consolas" w:hAnsi="Consolas"/>
-          <w:color w:val="8B2500"/>
-          <w:sz w:val="22"/>
-          <w:szCs w:val="22"/>
+          <w:rFonts w:ascii="Consolas" w:hAnsi="Consolas" w:cs="Consolas"/>
+          <w:color w:val="E97132" w:themeColor="accent2"/>
+          <w:sz w:val="18"/>
+          <w:szCs w:val="18"/>
         </w:rPr>
         <w:t xml:space="preserve">Duration</w:t>
       </w:r>
@@ -4764,6 +5651,7 @@
     </w:p>
     <w:p>
       <w:pPr>
+        <w:keepNext w:val="false"/>
         <w:spacing w:after="120"/>
       </w:pPr>
       <w:r>
@@ -4771,7 +5659,39 @@
           <w:sz w:val="22"/>
           <w:szCs w:val="22"/>
         </w:rPr>
-        <w:t xml:space="preserve">D'où la règle : Period pour des dates, Duration pour des heures.</w:t>
+        <w:t xml:space="preserve">D'où la règle : </w:t>
+      </w:r>
+      <w:r>
+        <w:rPr>
+          <w:rFonts w:ascii="Consolas" w:hAnsi="Consolas" w:cs="Consolas"/>
+          <w:color w:val="E97132" w:themeColor="accent2"/>
+          <w:sz w:val="18"/>
+          <w:szCs w:val="18"/>
+        </w:rPr>
+        <w:t xml:space="preserve">Period</w:t>
+      </w:r>
+      <w:r>
+        <w:rPr>
+          <w:sz w:val="22"/>
+          <w:szCs w:val="22"/>
+        </w:rPr>
+        <w:t xml:space="preserve"> pour des dates, </w:t>
+      </w:r>
+      <w:r>
+        <w:rPr>
+          <w:rFonts w:ascii="Consolas" w:hAnsi="Consolas" w:cs="Consolas"/>
+          <w:color w:val="E97132" w:themeColor="accent2"/>
+          <w:sz w:val="18"/>
+          <w:szCs w:val="18"/>
+        </w:rPr>
+        <w:t xml:space="preserve">Duration</w:t>
+      </w:r>
+      <w:r>
+        <w:rPr>
+          <w:sz w:val="22"/>
+          <w:szCs w:val="22"/>
+        </w:rPr>
+        <w:t xml:space="preserve"> pour des heures.</w:t>
       </w:r>
     </w:p>
     <w:p>
@@ -4911,7 +5831,8 @@
             </w:pPr>
             <w:r>
               <w:rPr>
-                <w:rFonts w:ascii="Consolas" w:cs="Consolas" w:eastAsia="Consolas" w:hAnsi="Consolas"/>
+                <w:rFonts w:ascii="Consolas" w:hAnsi="Consolas" w:cs="Consolas"/>
+                <w:color w:val="E97132" w:themeColor="accent2"/>
                 <w:sz w:val="18"/>
                 <w:szCs w:val="18"/>
               </w:rPr>
@@ -4935,7 +5856,8 @@
             </w:pPr>
             <w:r>
               <w:rPr>
-                <w:rFonts w:ascii="Consolas" w:cs="Consolas" w:eastAsia="Consolas" w:hAnsi="Consolas"/>
+                <w:rFonts w:ascii="Consolas" w:hAnsi="Consolas" w:cs="Consolas"/>
+                <w:color w:val="E97132" w:themeColor="accent2"/>
                 <w:sz w:val="18"/>
                 <w:szCs w:val="18"/>
               </w:rPr>
@@ -4987,7 +5909,8 @@
             </w:pPr>
             <w:r>
               <w:rPr>
-                <w:rFonts w:ascii="Consolas" w:cs="Consolas" w:eastAsia="Consolas" w:hAnsi="Consolas"/>
+                <w:rFonts w:ascii="Consolas" w:hAnsi="Consolas" w:cs="Consolas"/>
+                <w:color w:val="E97132" w:themeColor="accent2"/>
                 <w:sz w:val="18"/>
                 <w:szCs w:val="18"/>
               </w:rPr>
@@ -5011,7 +5934,8 @@
             </w:pPr>
             <w:r>
               <w:rPr>
-                <w:rFonts w:ascii="Consolas" w:cs="Consolas" w:eastAsia="Consolas" w:hAnsi="Consolas"/>
+                <w:rFonts w:ascii="Consolas" w:hAnsi="Consolas" w:cs="Consolas"/>
+                <w:color w:val="E97132" w:themeColor="accent2"/>
                 <w:sz w:val="18"/>
                 <w:szCs w:val="18"/>
               </w:rPr>
@@ -5063,7 +5987,8 @@
             </w:pPr>
             <w:r>
               <w:rPr>
-                <w:rFonts w:ascii="Consolas" w:cs="Consolas" w:eastAsia="Consolas" w:hAnsi="Consolas"/>
+                <w:rFonts w:ascii="Consolas" w:hAnsi="Consolas" w:cs="Consolas"/>
+                <w:color w:val="E97132" w:themeColor="accent2"/>
                 <w:sz w:val="18"/>
                 <w:szCs w:val="18"/>
               </w:rPr>
@@ -5087,7 +6012,8 @@
             </w:pPr>
             <w:r>
               <w:rPr>
-                <w:rFonts w:ascii="Consolas" w:cs="Consolas" w:eastAsia="Consolas" w:hAnsi="Consolas"/>
+                <w:rFonts w:ascii="Consolas" w:hAnsi="Consolas" w:cs="Consolas"/>
+                <w:color w:val="E97132" w:themeColor="accent2"/>
                 <w:sz w:val="18"/>
                 <w:szCs w:val="18"/>
               </w:rPr>
@@ -5135,10 +6061,10 @@
       </w:r>
       <w:r>
         <w:rPr>
-          <w:rFonts w:ascii="Consolas" w:cs="Consolas" w:eastAsia="Consolas" w:hAnsi="Consolas"/>
-          <w:color w:val="8B2500"/>
-          <w:sz w:val="22"/>
-          <w:szCs w:val="22"/>
+          <w:rFonts w:ascii="Consolas" w:hAnsi="Consolas" w:cs="Consolas"/>
+          <w:color w:val="E97132" w:themeColor="accent2"/>
+          <w:sz w:val="18"/>
+          <w:szCs w:val="18"/>
         </w:rPr>
         <w:t xml:space="preserve">toHours()</w:t>
       </w:r>
@@ -5151,10 +6077,10 @@
       </w:r>
       <w:r>
         <w:rPr>
-          <w:rFonts w:ascii="Consolas" w:cs="Consolas" w:eastAsia="Consolas" w:hAnsi="Consolas"/>
-          <w:color w:val="8B2500"/>
-          <w:sz w:val="22"/>
-          <w:szCs w:val="22"/>
+          <w:rFonts w:ascii="Consolas" w:hAnsi="Consolas" w:cs="Consolas"/>
+          <w:color w:val="E97132" w:themeColor="accent2"/>
+          <w:sz w:val="18"/>
+          <w:szCs w:val="18"/>
         </w:rPr>
         <w:t xml:space="preserve">toMinutes()</w:t>
       </w:r>
@@ -5167,10 +6093,10 @@
       </w:r>
       <w:r>
         <w:rPr>
-          <w:rFonts w:ascii="Consolas" w:cs="Consolas" w:eastAsia="Consolas" w:hAnsi="Consolas"/>
-          <w:color w:val="8B2500"/>
-          <w:sz w:val="22"/>
-          <w:szCs w:val="22"/>
+          <w:rFonts w:ascii="Consolas" w:hAnsi="Consolas" w:cs="Consolas"/>
+          <w:color w:val="E97132" w:themeColor="accent2"/>
+          <w:sz w:val="18"/>
+          <w:szCs w:val="18"/>
         </w:rPr>
         <w:t xml:space="preserve">Duration</w:t>
       </w:r>
@@ -5208,9 +6134,10 @@
       </w:pPr>
       <w:r>
         <w:rPr>
-          <w:rFonts w:ascii="Consolas" w:cs="Consolas" w:eastAsia="Consolas" w:hAnsi="Consolas"/>
-          <w:sz w:val="19"/>
-          <w:szCs w:val="19"/>
+          <w:rFonts w:ascii="Consolas" w:hAnsi="Consolas" w:cs="Consolas"/>
+          <w:color w:val="E97132" w:themeColor="accent2"/>
+          <w:sz w:val="18"/>
+          <w:szCs w:val="18"/>
         </w:rPr>
         <w:t xml:space="preserve">age(17/05/1990, 19/01/2027)        -&gt;  36 ans, 8 mois, 2 jours</w:t>
       </w:r>
@@ -5224,9 +6151,10 @@
       </w:pPr>
       <w:r>
         <w:rPr>
-          <w:rFonts w:ascii="Consolas" w:cs="Consolas" w:eastAsia="Consolas" w:hAnsi="Consolas"/>
-          <w:sz w:val="19"/>
-          <w:szCs w:val="19"/>
+          <w:rFonts w:ascii="Consolas" w:hAnsi="Consolas" w:cs="Consolas"/>
+          <w:color w:val="E97132" w:themeColor="accent2"/>
+          <w:sz w:val="18"/>
+          <w:szCs w:val="18"/>
         </w:rPr>
         <w:t xml:space="preserve">duree(19/01 18:00, 19/01 21:35)    -&gt;  215 minutes, soit 3 heures</w:t>
       </w:r>
@@ -5240,9 +6168,10 @@
       </w:pPr>
       <w:r>
         <w:rPr>
-          <w:rFonts w:ascii="Consolas" w:cs="Consolas" w:eastAsia="Consolas" w:hAnsi="Consolas"/>
-          <w:sz w:val="19"/>
-          <w:szCs w:val="19"/>
+          <w:rFonts w:ascii="Consolas" w:hAnsi="Consolas" w:cs="Consolas"/>
+          <w:color w:val="E97132" w:themeColor="accent2"/>
+          <w:sz w:val="18"/>
+          <w:szCs w:val="18"/>
         </w:rPr>
         <w:t xml:space="preserve">dureeLisible(meme intervalle)      -&gt;  "3h35"</w:t>
       </w:r>
@@ -5261,7 +6190,7 @@
           <w:sz w:val="24"/>
           <w:szCs w:val="24"/>
         </w:rPr>
-        <w:t xml:space="preserve">Vérification</w:t>
+        <w:t xml:space="preserve">Comment vérifier votre code</w:t>
       </w:r>
     </w:p>
     <w:tbl>
@@ -5300,9 +6229,10 @@
             </w:pPr>
             <w:r>
               <w:rPr>
-                <w:rFonts w:ascii="Consolas" w:cs="Consolas" w:eastAsia="Consolas" w:hAnsi="Consolas"/>
-                <w:sz w:val="21"/>
-                <w:szCs w:val="21"/>
+                <w:rFonts w:ascii="Consolas" w:hAnsi="Consolas" w:cs="Consolas"/>
+                <w:color w:val="E97132" w:themeColor="accent2"/>
+                <w:sz w:val="18"/>
+                <w:szCs w:val="18"/>
               </w:rPr>
               <w:t xml:space="preserve">be.ephec.java.tmp.e05.StatistiquesTest</w:t>
             </w:r>
@@ -5353,7 +6283,71 @@
           <w:sz w:val="22"/>
           <w:szCs w:val="22"/>
         </w:rPr>
-        <w:t xml:space="preserve">Pourquoi Period.between refuse-t-elle deux LocalDateTime, et Duration.between deux LocalDate ?</w:t>
+        <w:t xml:space="preserve">Pourquoi </w:t>
+      </w:r>
+      <w:r>
+        <w:rPr>
+          <w:rFonts w:ascii="Consolas" w:hAnsi="Consolas" w:cs="Consolas"/>
+          <w:color w:val="E97132" w:themeColor="accent2"/>
+          <w:sz w:val="18"/>
+          <w:szCs w:val="18"/>
+        </w:rPr>
+        <w:t xml:space="preserve">Period.between</w:t>
+      </w:r>
+      <w:r>
+        <w:rPr>
+          <w:sz w:val="22"/>
+          <w:szCs w:val="22"/>
+        </w:rPr>
+        <w:t xml:space="preserve"> refuse-t-elle deux </w:t>
+      </w:r>
+      <w:r>
+        <w:rPr>
+          <w:rFonts w:ascii="Consolas" w:hAnsi="Consolas" w:cs="Consolas"/>
+          <w:color w:val="E97132" w:themeColor="accent2"/>
+          <w:sz w:val="18"/>
+          <w:szCs w:val="18"/>
+        </w:rPr>
+        <w:t xml:space="preserve">LocalDateTime</w:t>
+      </w:r>
+      <w:r>
+        <w:rPr>
+          <w:sz w:val="22"/>
+          <w:szCs w:val="22"/>
+        </w:rPr>
+        <w:t xml:space="preserve">, et </w:t>
+      </w:r>
+      <w:r>
+        <w:rPr>
+          <w:rFonts w:ascii="Consolas" w:hAnsi="Consolas" w:cs="Consolas"/>
+          <w:color w:val="E97132" w:themeColor="accent2"/>
+          <w:sz w:val="18"/>
+          <w:szCs w:val="18"/>
+        </w:rPr>
+        <w:t xml:space="preserve">Duration.between</w:t>
+      </w:r>
+      <w:r>
+        <w:rPr>
+          <w:sz w:val="22"/>
+          <w:szCs w:val="22"/>
+        </w:rPr>
+        <w:t xml:space="preserve"> deux </w:t>
+      </w:r>
+      <w:r>
+        <w:rPr>
+          <w:rFonts w:ascii="Consolas" w:hAnsi="Consolas" w:cs="Consolas"/>
+          <w:color w:val="E97132" w:themeColor="accent2"/>
+          <w:sz w:val="18"/>
+          <w:szCs w:val="18"/>
+        </w:rPr>
+        <w:t xml:space="preserve">LocalDate</w:t>
+      </w:r>
+      <w:r>
+        <w:rPr>
+          <w:sz w:val="22"/>
+          <w:szCs w:val="22"/>
+        </w:rPr>
+        <w:t xml:space="preserve"> ?</w:t>
       </w:r>
     </w:p>
     <w:p>
@@ -5370,7 +6364,39 @@
           <w:sz w:val="22"/>
           <w:szCs w:val="22"/>
         </w:rPr>
-        <w:t xml:space="preserve">Un Period de « 1 mois » ajouté au 31 janvier, puis au 15 mars : combien de jours dans chaque cas ? Que dit cela sur ce qu'un Period mémorise réellement ?</w:t>
+        <w:t xml:space="preserve">Un </w:t>
+      </w:r>
+      <w:r>
+        <w:rPr>
+          <w:rFonts w:ascii="Consolas" w:hAnsi="Consolas" w:cs="Consolas"/>
+          <w:color w:val="E97132" w:themeColor="accent2"/>
+          <w:sz w:val="18"/>
+          <w:szCs w:val="18"/>
+        </w:rPr>
+        <w:t xml:space="preserve">Period</w:t>
+      </w:r>
+      <w:r>
+        <w:rPr>
+          <w:sz w:val="22"/>
+          <w:szCs w:val="22"/>
+        </w:rPr>
+        <w:t xml:space="preserve"> de « 1 mois » ajouté au 31 janvier, puis au 15 mars : combien de jours dans chaque cas ? Que dit cela sur ce qu'un </w:t>
+      </w:r>
+      <w:r>
+        <w:rPr>
+          <w:rFonts w:ascii="Consolas" w:hAnsi="Consolas" w:cs="Consolas"/>
+          <w:color w:val="E97132" w:themeColor="accent2"/>
+          <w:sz w:val="18"/>
+          <w:szCs w:val="18"/>
+        </w:rPr>
+        <w:t xml:space="preserve">Period</w:t>
+      </w:r>
+      <w:r>
+        <w:rPr>
+          <w:sz w:val="22"/>
+          <w:szCs w:val="22"/>
+        </w:rPr>
+        <w:t xml:space="preserve"> mémorise réellement ?</w:t>
       </w:r>
     </w:p>
     <w:p>
@@ -5399,6 +6425,7 @@
     </w:p>
     <w:p>
       <w:pPr>
+        <w:keepNext/>
         <w:spacing w:after="120"/>
       </w:pPr>
       <w:r>
@@ -5409,7 +6436,18 @@
           <w:sz w:val="22"/>
           <w:szCs w:val="22"/>
         </w:rPr>
-        <w:t xml:space="preserve">Package : be.ephec.java.tmp.e06</w:t>
+        <w:t xml:space="preserve">Package : </w:t>
+      </w:r>
+      <w:r>
+        <w:rPr>
+          <w:rFonts w:ascii="Consolas" w:hAnsi="Consolas" w:cs="Consolas"/>
+          <w:i/>
+          <w:iCs/>
+          <w:color w:val="E97132" w:themeColor="accent2"/>
+          <w:sz w:val="18"/>
+          <w:szCs w:val="18"/>
+        </w:rPr>
+        <w:t xml:space="preserve">be.ephec.java.tmp.e06</w:t>
       </w:r>
     </w:p>
     <w:p>
@@ -5431,6 +6469,7 @@
     </w:p>
     <w:p>
       <w:pPr>
+        <w:keepNext w:val="false"/>
         <w:spacing w:after="120"/>
       </w:pPr>
       <w:r>
@@ -5578,7 +6617,8 @@
             </w:pPr>
             <w:r>
               <w:rPr>
-                <w:rFonts w:ascii="Consolas" w:cs="Consolas" w:eastAsia="Consolas" w:hAnsi="Consolas"/>
+                <w:rFonts w:ascii="Consolas" w:hAnsi="Consolas" w:cs="Consolas"/>
+                <w:color w:val="E97132" w:themeColor="accent2"/>
                 <w:sz w:val="18"/>
                 <w:szCs w:val="18"/>
               </w:rPr>
@@ -5602,7 +6642,8 @@
             </w:pPr>
             <w:r>
               <w:rPr>
-                <w:rFonts w:ascii="Consolas" w:cs="Consolas" w:eastAsia="Consolas" w:hAnsi="Consolas"/>
+                <w:rFonts w:ascii="Consolas" w:hAnsi="Consolas" w:cs="Consolas"/>
+                <w:color w:val="E97132" w:themeColor="accent2"/>
                 <w:sz w:val="18"/>
                 <w:szCs w:val="18"/>
               </w:rPr>
@@ -5654,7 +6695,8 @@
             </w:pPr>
             <w:r>
               <w:rPr>
-                <w:rFonts w:ascii="Consolas" w:cs="Consolas" w:eastAsia="Consolas" w:hAnsi="Consolas"/>
+                <w:rFonts w:ascii="Consolas" w:hAnsi="Consolas" w:cs="Consolas"/>
+                <w:color w:val="E97132" w:themeColor="accent2"/>
                 <w:sz w:val="18"/>
                 <w:szCs w:val="18"/>
               </w:rPr>
@@ -5678,7 +6720,8 @@
             </w:pPr>
             <w:r>
               <w:rPr>
-                <w:rFonts w:ascii="Consolas" w:cs="Consolas" w:eastAsia="Consolas" w:hAnsi="Consolas"/>
+                <w:rFonts w:ascii="Consolas" w:hAnsi="Consolas" w:cs="Consolas"/>
+                <w:color w:val="E97132" w:themeColor="accent2"/>
                 <w:sz w:val="18"/>
                 <w:szCs w:val="18"/>
               </w:rPr>
@@ -5730,7 +6773,8 @@
             </w:pPr>
             <w:r>
               <w:rPr>
-                <w:rFonts w:ascii="Consolas" w:cs="Consolas" w:eastAsia="Consolas" w:hAnsi="Consolas"/>
+                <w:rFonts w:ascii="Consolas" w:hAnsi="Consolas" w:cs="Consolas"/>
+                <w:color w:val="E97132" w:themeColor="accent2"/>
                 <w:sz w:val="18"/>
                 <w:szCs w:val="18"/>
               </w:rPr>
@@ -5754,7 +6798,8 @@
             </w:pPr>
             <w:r>
               <w:rPr>
-                <w:rFonts w:ascii="Consolas" w:cs="Consolas" w:eastAsia="Consolas" w:hAnsi="Consolas"/>
+                <w:rFonts w:ascii="Consolas" w:hAnsi="Consolas" w:cs="Consolas"/>
+                <w:color w:val="E97132" w:themeColor="accent2"/>
                 <w:sz w:val="18"/>
                 <w:szCs w:val="18"/>
               </w:rPr>
@@ -5802,10 +6847,10 @@
       </w:r>
       <w:r>
         <w:rPr>
-          <w:rFonts w:ascii="Consolas" w:cs="Consolas" w:eastAsia="Consolas" w:hAnsi="Consolas"/>
-          <w:color w:val="8B2500"/>
-          <w:sz w:val="22"/>
-          <w:szCs w:val="22"/>
+          <w:rFonts w:ascii="Consolas" w:hAnsi="Consolas" w:cs="Consolas"/>
+          <w:color w:val="E97132" w:themeColor="accent2"/>
+          <w:sz w:val="18"/>
+          <w:szCs w:val="18"/>
         </w:rPr>
         <w:t xml:space="preserve">DateTimeFormatter.ofPattern("dd/MM/yyyy")</w:t>
       </w:r>
@@ -5818,10 +6863,10 @@
       </w:r>
       <w:r>
         <w:rPr>
-          <w:rFonts w:ascii="Consolas" w:cs="Consolas" w:eastAsia="Consolas" w:hAnsi="Consolas"/>
-          <w:color w:val="8B2500"/>
-          <w:sz w:val="22"/>
-          <w:szCs w:val="22"/>
+          <w:rFonts w:ascii="Consolas" w:hAnsi="Consolas" w:cs="Consolas"/>
+          <w:color w:val="E97132" w:themeColor="accent2"/>
+          <w:sz w:val="18"/>
+          <w:szCs w:val="18"/>
         </w:rPr>
         <w:t xml:space="preserve">date.format(...)</w:t>
       </w:r>
@@ -5834,10 +6879,10 @@
       </w:r>
       <w:r>
         <w:rPr>
-          <w:rFonts w:ascii="Consolas" w:cs="Consolas" w:eastAsia="Consolas" w:hAnsi="Consolas"/>
-          <w:color w:val="8B2500"/>
-          <w:sz w:val="22"/>
-          <w:szCs w:val="22"/>
+          <w:rFonts w:ascii="Consolas" w:hAnsi="Consolas" w:cs="Consolas"/>
+          <w:color w:val="E97132" w:themeColor="accent2"/>
+          <w:sz w:val="18"/>
+          <w:szCs w:val="18"/>
         </w:rPr>
         <w:t xml:space="preserve">LocalDate.parse(texte, ...)</w:t>
       </w:r>
@@ -5868,6 +6913,7 @@
     </w:p>
     <w:p>
       <w:pPr>
+        <w:keepNext w:val="false"/>
         <w:spacing w:after="120"/>
       </w:pPr>
       <w:r>
@@ -5887,15 +6933,17 @@
       </w:pPr>
       <w:r>
         <w:rPr>
-          <w:rFonts w:ascii="Consolas" w:cs="Consolas" w:eastAsia="Consolas" w:hAnsi="Consolas"/>
-          <w:sz w:val="19"/>
-          <w:szCs w:val="19"/>
+          <w:rFonts w:ascii="Consolas" w:hAnsi="Consolas" w:cs="Consolas"/>
+          <w:color w:val="E97132" w:themeColor="accent2"/>
+          <w:sz w:val="18"/>
+          <w:szCs w:val="18"/>
         </w:rPr>
         <w:t xml:space="preserve">depuisTexte("31/02/2027")   -&gt;  2027-02-28</w:t>
       </w:r>
     </w:p>
     <w:p>
       <w:pPr>
+        <w:keepNext w:val="false"/>
         <w:spacing w:after="120"/>
       </w:pPr>
       <w:r>
@@ -5919,10 +6967,10 @@
       </w:r>
       <w:r>
         <w:rPr>
-          <w:rFonts w:ascii="Consolas" w:cs="Consolas" w:eastAsia="Consolas" w:hAnsi="Consolas"/>
-          <w:color w:val="8B2500"/>
-          <w:sz w:val="22"/>
-          <w:szCs w:val="22"/>
+          <w:rFonts w:ascii="Consolas" w:hAnsi="Consolas" w:cs="Consolas"/>
+          <w:color w:val="E97132" w:themeColor="accent2"/>
+          <w:sz w:val="18"/>
+          <w:szCs w:val="18"/>
         </w:rPr>
         <w:t xml:space="preserve">depuisTexteStrict</w:t>
       </w:r>
@@ -5935,10 +6983,10 @@
       </w:r>
       <w:r>
         <w:rPr>
-          <w:rFonts w:ascii="Consolas" w:cs="Consolas" w:eastAsia="Consolas" w:hAnsi="Consolas"/>
-          <w:color w:val="8B2500"/>
-          <w:sz w:val="22"/>
-          <w:szCs w:val="22"/>
+          <w:rFonts w:ascii="Consolas" w:hAnsi="Consolas" w:cs="Consolas"/>
+          <w:color w:val="E97132" w:themeColor="accent2"/>
+          <w:sz w:val="18"/>
+          <w:szCs w:val="18"/>
         </w:rPr>
         <w:t xml:space="preserve">withResolverStyle(ResolverStyle.STRICT)</w:t>
       </w:r>
@@ -5951,10 +6999,10 @@
       </w:r>
       <w:r>
         <w:rPr>
-          <w:rFonts w:ascii="Consolas" w:cs="Consolas" w:eastAsia="Consolas" w:hAnsi="Consolas"/>
-          <w:color w:val="8B2500"/>
-          <w:sz w:val="22"/>
-          <w:szCs w:val="22"/>
+          <w:rFonts w:ascii="Consolas" w:hAnsi="Consolas" w:cs="Consolas"/>
+          <w:color w:val="E97132" w:themeColor="accent2"/>
+          <w:sz w:val="18"/>
+          <w:szCs w:val="18"/>
         </w:rPr>
         <w:t xml:space="preserve">uuuu</w:t>
       </w:r>
@@ -5967,10 +7015,10 @@
       </w:r>
       <w:r>
         <w:rPr>
-          <w:rFonts w:ascii="Consolas" w:cs="Consolas" w:eastAsia="Consolas" w:hAnsi="Consolas"/>
-          <w:color w:val="8B2500"/>
-          <w:sz w:val="22"/>
-          <w:szCs w:val="22"/>
+          <w:rFonts w:ascii="Consolas" w:hAnsi="Consolas" w:cs="Consolas"/>
+          <w:color w:val="E97132" w:themeColor="accent2"/>
+          <w:sz w:val="18"/>
+          <w:szCs w:val="18"/>
         </w:rPr>
         <w:t xml:space="preserve">yyyy</w:t>
       </w:r>
@@ -5996,7 +7044,7 @@
           <w:sz w:val="24"/>
           <w:szCs w:val="24"/>
         </w:rPr>
-        <w:t xml:space="preserve">Vérification</w:t>
+        <w:t xml:space="preserve">Comment vérifier votre code</w:t>
       </w:r>
     </w:p>
     <w:tbl>
@@ -6035,9 +7083,10 @@
             </w:pPr>
             <w:r>
               <w:rPr>
-                <w:rFonts w:ascii="Consolas" w:cs="Consolas" w:eastAsia="Consolas" w:hAnsi="Consolas"/>
-                <w:sz w:val="21"/>
-                <w:szCs w:val="21"/>
+                <w:rFonts w:ascii="Consolas" w:hAnsi="Consolas" w:cs="Consolas"/>
+                <w:color w:val="E97132" w:themeColor="accent2"/>
+                <w:sz w:val="18"/>
+                <w:szCs w:val="18"/>
               </w:rPr>
               <w:t xml:space="preserve">be.ephec.java.tmp.e06.FormatBelgeTest</w:t>
             </w:r>
@@ -6122,7 +7171,23 @@
           <w:sz w:val="22"/>
           <w:szCs w:val="22"/>
         </w:rPr>
-        <w:t xml:space="preserve">Que rend depuisTexte("19-01-2027") ? Et pourquoi ce cas-là est-il refusé alors que le 31 février passe ?</w:t>
+        <w:t xml:space="preserve">Que rend </w:t>
+      </w:r>
+      <w:r>
+        <w:rPr>
+          <w:rFonts w:ascii="Consolas" w:hAnsi="Consolas" w:cs="Consolas"/>
+          <w:color w:val="E97132" w:themeColor="accent2"/>
+          <w:sz w:val="18"/>
+          <w:szCs w:val="18"/>
+        </w:rPr>
+        <w:t xml:space="preserve">depuisTexte("19-01-2027")</w:t>
+      </w:r>
+      <w:r>
+        <w:rPr>
+          <w:sz w:val="22"/>
+          <w:szCs w:val="22"/>
+        </w:rPr>
+        <w:t xml:space="preserve"> ? Et pourquoi ce cas-là est-il refusé alors que le 31 février passe ?</w:t>
       </w:r>
     </w:p>
     <w:p>
@@ -6138,10 +7203,10 @@
       </w:r>
       <w:r>
         <w:rPr>
-          <w:rFonts w:ascii="Consolas" w:cs="Consolas" w:eastAsia="Consolas" w:hAnsi="Consolas"/>
-          <w:color w:val="8B2500"/>
-          <w:sz w:val="22"/>
-          <w:szCs w:val="22"/>
+          <w:rFonts w:ascii="Consolas" w:hAnsi="Consolas" w:cs="Consolas"/>
+          <w:color w:val="E97132" w:themeColor="accent2"/>
+          <w:sz w:val="18"/>
+          <w:szCs w:val="18"/>
         </w:rPr>
         <w:t xml:space="preserve">CC-ERR.1</w:t>
       </w:r>
@@ -6154,7 +7219,7 @@
       </w:r>
     </w:p>
     <w:sectPr>
-      <w:footerReference w:type="default" r:id="rId8"/>
+      <w:footerReference w:type="default" r:id="rId9"/>
       <w:pgSz w:w="11906" w:h="16838" w:orient="portrait"/>
       <w:pgMar w:top="1440" w:right="1440" w:bottom="1440" w:left="1440" w:header="708" w:footer="708" w:gutter="0"/>
       <w:pgNumType w:start="1"/>
@@ -6257,7 +7322,7 @@
       <w:fldChar w:fldCharType="separate"/>
     </w:r>
     <w:r>
-      <w:t>8</w:t>
+      <w:t>9</w:t>
     </w:r>
     <w:r>
       <w:fldChar w:fldCharType="end"/>
@@ -6419,7 +7484,13 @@
 <file path=word/styles.xml><?xml version="1.0" encoding="utf-8"?>
 <w:styles xmlns:mc="http://schemas.openxmlformats.org/markup-compatibility/2006" xmlns:r="http://schemas.openxmlformats.org/officeDocument/2006/relationships" xmlns:w="http://schemas.openxmlformats.org/wordprocessingml/2006/main" xmlns:w14="http://schemas.microsoft.com/office/word/2010/wordml" xmlns:w15="http://schemas.microsoft.com/office/word/2012/wordml" mc:Ignorable="w14 w15">
   <w:docDefaults>
-    <w:rPrDefault/>
+    <w:rPrDefault>
+      <w:rPr>
+        <w:rFonts w:ascii="Cormorant Garamond" w:hAnsi="Cormorant Garamond" w:eastAsia="Cormorant Garamond" w:cs="Cormorant Garamond"/>
+        <w:sz w:val="22"/>
+        <w:szCs w:val="22"/>
+      </w:rPr>
+    </w:rPrDefault>
     <w:pPrDefault/>
   </w:docDefaults>
   <w:style w:type="paragraph" w:styleId="Title">
@@ -6428,6 +7499,7 @@
     <w:next w:val="Normal"/>
     <w:qFormat/>
     <w:rPr>
+      <w:rFonts w:ascii="Cormorant Garamond" w:hAnsi="Cormorant Garamond" w:eastAsia="Cormorant Garamond" w:cs="Cormorant Garamond"/>
       <w:sz w:val="56"/>
       <w:szCs w:val="56"/>
     </w:rPr>
@@ -6438,6 +7510,7 @@
     <w:next w:val="Normal"/>
     <w:qFormat/>
     <w:rPr>
+      <w:rFonts w:ascii="Cormorant Garamond" w:hAnsi="Cormorant Garamond" w:eastAsia="Cormorant Garamond" w:cs="Cormorant Garamond"/>
       <w:color w:val="2E74B5"/>
       <w:sz w:val="32"/>
       <w:szCs w:val="32"/>
@@ -6449,6 +7522,7 @@
     <w:next w:val="Normal"/>
     <w:qFormat/>
     <w:rPr>
+      <w:rFonts w:ascii="Cormorant Garamond" w:hAnsi="Cormorant Garamond" w:eastAsia="Cormorant Garamond" w:cs="Cormorant Garamond"/>
       <w:color w:val="2E74B5"/>
       <w:sz w:val="26"/>
       <w:szCs w:val="26"/>
@@ -6460,6 +7534,7 @@
     <w:next w:val="Normal"/>
     <w:qFormat/>
     <w:rPr>
+      <w:rFonts w:ascii="Cormorant Garamond" w:hAnsi="Cormorant Garamond" w:eastAsia="Cormorant Garamond" w:cs="Cormorant Garamond"/>
       <w:color w:val="1F4D78"/>
       <w:sz w:val="24"/>
       <w:szCs w:val="24"/>
@@ -6471,6 +7546,7 @@
     <w:next w:val="Normal"/>
     <w:qFormat/>
     <w:rPr>
+      <w:rFonts w:ascii="Cormorant Garamond" w:hAnsi="Cormorant Garamond" w:eastAsia="Cormorant Garamond" w:cs="Cormorant Garamond"/>
       <w:i/>
       <w:iCs/>
       <w:color w:val="2E74B5"/>
@@ -6482,6 +7558,7 @@
     <w:next w:val="Normal"/>
     <w:qFormat/>
     <w:rPr>
+      <w:rFonts w:ascii="Cormorant Garamond" w:hAnsi="Cormorant Garamond" w:eastAsia="Cormorant Garamond" w:cs="Cormorant Garamond"/>
       <w:color w:val="2E74B5"/>
     </w:rPr>
   </w:style>
@@ -6491,6 +7568,7 @@
     <w:next w:val="Normal"/>
     <w:qFormat/>
     <w:rPr>
+      <w:rFonts w:ascii="Cormorant Garamond" w:hAnsi="Cormorant Garamond" w:eastAsia="Cormorant Garamond" w:cs="Cormorant Garamond"/>
       <w:color w:val="1F4D78"/>
     </w:rPr>
   </w:style>

--- a/enonces/TMP_enonces.docx
+++ b/enonces/TMP_enonces.docx
@@ -4,7 +4,9 @@
   <w:body>
     <w:p>
       <w:pPr>
-        <w:spacing w:after="0"/>
+        <w:tabs>
+          <w:tab w:val="right" w:pos="9026"/>
+        </w:tabs>
       </w:pPr>
       <w:r>
         <w:drawing>
@@ -46,63 +48,95 @@
           </wp:inline>
         </w:drawing>
       </w:r>
-    </w:p>
-    <w:p>
-      <w:pPr>
-        <w:spacing w:after="120" w:before="700"/>
-        <w:jc w:val="center"/>
-      </w:pPr>
-      <w:r>
-        <w:rPr>
-          <w:color w:val="595959"/>
-          <w:sz w:val="26"/>
-          <w:szCs w:val="26"/>
-        </w:rPr>
-        <w:t xml:space="preserve">Programmation orientée objet — Java</w:t>
-      </w:r>
-    </w:p>
-    <w:p>
-      <w:pPr>
-        <w:spacing w:after="100"/>
-        <w:jc w:val="center"/>
-      </w:pPr>
-      <w:r>
-        <w:rPr>
+      <w:r>
+        <w:rPr>
+          <w:rFonts w:ascii="Calibri" w:cs="Calibri" w:eastAsia="Calibri" w:hAnsi="Calibri"/>
+          <w:sz w:val="36"/>
+          <w:szCs w:val="36"/>
+        </w:rPr>
+        <w:tab/>
+      </w:r>
+      <w:r>
+        <w:rPr>
+          <w:rFonts w:ascii="Calibri" w:cs="Calibri" w:eastAsia="Calibri" w:hAnsi="Calibri"/>
+          <w:color w:val="000000"/>
+          <w:sz w:val="36"/>
+          <w:szCs w:val="36"/>
+        </w:rPr>
+        <w:t xml:space="preserve">Année académique </w:t>
+      </w:r>
+      <w:r>
+        <w:rPr>
+          <w:rFonts w:ascii="Calibri" w:cs="Calibri" w:eastAsia="Calibri" w:hAnsi="Calibri"/>
           <w:b/>
           <w:bCs/>
-          <w:color w:val="1F4E79"/>
-          <w:sz w:val="52"/>
-          <w:szCs w:val="52"/>
-        </w:rPr>
-        <w:t xml:space="preserve">Thème TMP</w:t>
-      </w:r>
-    </w:p>
-    <w:p>
-      <w:pPr>
-        <w:spacing w:after="200"/>
+          <w:color w:val="000000"/>
+          <w:sz w:val="36"/>
+          <w:szCs w:val="36"/>
+        </w:rPr>
+        <w:t xml:space="preserve">2026-2027</w:t>
+      </w:r>
+    </w:p>
+    <w:p>
+      <w:pPr>
+        <w:spacing w:after="120" w:before="3900"/>
         <w:jc w:val="center"/>
       </w:pPr>
       <w:r>
         <w:rPr>
+          <w:rFonts w:ascii="Calibri" w:cs="Calibri" w:eastAsia="Calibri" w:hAnsi="Calibri"/>
+          <w:color w:val="000000"/>
+          <w:sz w:val="36"/>
+          <w:szCs w:val="36"/>
+        </w:rPr>
+        <w:t xml:space="preserve">Programmation orientée objet — Java</w:t>
+      </w:r>
+    </w:p>
+    <w:p>
+      <w:pPr>
+        <w:spacing w:after="100" w:before="0"/>
+        <w:jc w:val="center"/>
+      </w:pPr>
+      <w:r>
+        <w:rPr>
+          <w:rFonts w:ascii="Calibri" w:cs="Calibri" w:eastAsia="Calibri" w:hAnsi="Calibri"/>
           <w:b/>
           <w:bCs/>
-          <w:color w:val="1F4E79"/>
-          <w:sz w:val="32"/>
-          <w:szCs w:val="32"/>
+          <w:color w:val="000000"/>
+          <w:sz w:val="72"/>
+          <w:szCs w:val="72"/>
+        </w:rPr>
+        <w:t xml:space="preserve">Module TMP</w:t>
+      </w:r>
+    </w:p>
+    <w:p>
+      <w:pPr>
+        <w:spacing w:after="200" w:before="0"/>
+        <w:jc w:val="center"/>
+      </w:pPr>
+      <w:r>
+        <w:rPr>
+          <w:rFonts w:ascii="Calibri" w:cs="Calibri" w:eastAsia="Calibri" w:hAnsi="Calibri"/>
+          <w:b/>
+          <w:bCs/>
+          <w:color w:val="000000"/>
+          <w:sz w:val="40"/>
+          <w:szCs w:val="40"/>
         </w:rPr>
         <w:t xml:space="preserve">Dates et heures</w:t>
       </w:r>
     </w:p>
     <w:p>
       <w:pPr>
-        <w:spacing w:after="800"/>
+        <w:spacing w:after="800" w:before="0"/>
         <w:jc w:val="center"/>
       </w:pPr>
       <w:r>
         <w:rPr>
-          <w:color w:val="595959"/>
-          <w:sz w:val="26"/>
-          <w:szCs w:val="26"/>
+          <w:rFonts w:ascii="Calibri" w:cs="Calibri" w:eastAsia="Calibri" w:hAnsi="Calibri"/>
+          <w:color w:val="000000"/>
+          <w:sz w:val="36"/>
+          <w:szCs w:val="36"/>
         </w:rPr>
         <w:t xml:space="preserve">Mesurer, compter, reporter, formater — et les pièges de </w:t>
       </w:r>
@@ -118,32 +152,17 @@
     </w:p>
     <w:p>
       <w:pPr>
-        <w:keepNext w:val="false"/>
-        <w:spacing w:after="120"/>
+        <w:spacing w:after="120" w:before="5450"/>
         <w:jc w:val="center"/>
       </w:pPr>
       <w:r>
         <w:rPr>
-          <w:color w:val="595959"/>
-          <w:sz w:val="22"/>
-          <w:szCs w:val="22"/>
+          <w:rFonts w:ascii="Calibri" w:cs="Calibri" w:eastAsia="Calibri" w:hAnsi="Calibri"/>
+          <w:color w:val="000000"/>
+          <w:sz w:val="36"/>
+          <w:szCs w:val="36"/>
         </w:rPr>
         <w:t xml:space="preserve">EPHEC — Bachelier en informatique, niveau 2</w:t>
-      </w:r>
-    </w:p>
-    <w:p>
-      <w:pPr>
-        <w:keepNext w:val="false"/>
-        <w:spacing w:after="120"/>
-        <w:jc w:val="center"/>
-      </w:pPr>
-      <w:r>
-        <w:rPr>
-          <w:color w:val="595959"/>
-          <w:sz w:val="22"/>
-          <w:szCs w:val="22"/>
-        </w:rPr>
-        <w:t xml:space="preserve">Année académique 2026-2027</w:t>
       </w:r>
     </w:p>
     <w:p>
@@ -2928,8 +2947,8 @@
             </w:pPr>
             <w:r>
               <w:rPr>
-                <w:sz w:val="21"/>
-                <w:szCs w:val="21"/>
+                <w:sz w:val="22"/>
+                <w:szCs w:val="22"/>
               </w:rPr>
               <w:t xml:space="preserve">Vérifie les quatre valeurs ci-dessus, l'écart nul, et un écart mesuré à rebours — qui doit être négatif.</w:t>
             </w:r>
@@ -3707,8 +3726,8 @@
             </w:pPr>
             <w:r>
               <w:rPr>
-                <w:sz w:val="21"/>
-                <w:szCs w:val="21"/>
+                <w:sz w:val="22"/>
+                <w:szCs w:val="22"/>
               </w:rPr>
               <w:t xml:space="preserve">Vérifie les reports, y compris ceux qui franchissent un mois ou une année, et surtout que la date reçue en paramètre ressort intacte des deux méthodes.</w:t>
             </w:r>
@@ -4770,8 +4789,8 @@
             </w:pPr>
             <w:r>
               <w:rPr>
-                <w:sz w:val="21"/>
-                <w:szCs w:val="21"/>
+                <w:sz w:val="22"/>
+                <w:szCs w:val="22"/>
               </w:rPr>
               <w:t xml:space="preserve">Vérifie l'heure, la journée, une vie entière, la convention de minuit et le formatage.</w:t>
             </w:r>
@@ -4782,8 +4801,8 @@
             </w:pPr>
             <w:r>
               <w:rPr>
-                <w:sz w:val="21"/>
-                <w:szCs w:val="21"/>
+                <w:sz w:val="22"/>
+                <w:szCs w:val="22"/>
               </w:rPr>
               <w:t xml:space="preserve">Si le troisième test échoue sur </w:t>
             </w:r>
@@ -4798,8 +4817,8 @@
             </w:r>
             <w:r>
               <w:rPr>
-                <w:sz w:val="21"/>
-                <w:szCs w:val="21"/>
+                <w:sz w:val="22"/>
+                <w:szCs w:val="22"/>
               </w:rPr>
               <w:t xml:space="preserve">: Unsupported unit: Seconds, ne cherchez pas d'erreur dans votre calcul : c'est la leçon de l'exercice.</w:t>
             </w:r>
@@ -5400,8 +5419,8 @@
             </w:pPr>
             <w:r>
               <w:rPr>
-                <w:sz w:val="21"/>
-                <w:szCs w:val="21"/>
+                <w:sz w:val="22"/>
+                <w:szCs w:val="22"/>
               </w:rPr>
               <w:t xml:space="preserve">Vérifie les quatre cas ci-dessus, en année ordinaire et bissextile, et le fait qu'une date dont le jour existe dans tous les mois ne pose aucun problème.</w:t>
             </w:r>
@@ -6243,8 +6262,8 @@
             </w:pPr>
             <w:r>
               <w:rPr>
-                <w:sz w:val="21"/>
-                <w:szCs w:val="21"/>
+                <w:sz w:val="22"/>
+                <w:szCs w:val="22"/>
               </w:rPr>
               <w:t xml:space="preserve">Vérifie la décomposition de l'âge, les deux lectures de la durée, et le format « 3h35 ».</w:t>
             </w:r>
@@ -7097,8 +7116,8 @@
             </w:pPr>
             <w:r>
               <w:rPr>
-                <w:sz w:val="21"/>
-                <w:szCs w:val="21"/>
+                <w:sz w:val="22"/>
+                <w:szCs w:val="22"/>
               </w:rPr>
               <w:t xml:space="preserve">Vérifie le formatage dans les deux sens, le refus d'un texte mal formé, le rabotage silencieux du 31 février par le mode ordinaire, et son refus par le mode strict.</w:t>
             </w:r>
@@ -7322,7 +7341,7 @@
       <w:fldChar w:fldCharType="separate"/>
     </w:r>
     <w:r>
-      <w:t>9</w:t>
+      <w:t>10</w:t>
     </w:r>
     <w:r>
       <w:fldChar w:fldCharType="end"/>

--- a/enonces/TMP_enonces.docx
+++ b/enonces/TMP_enonces.docx
@@ -2238,7 +2238,7 @@
           <w:sz w:val="22"/>
           <w:szCs w:val="22"/>
         </w:rPr>
-        <w:t xml:space="preserve">, qui expose quatre méthodes statiques mesurant le même écart dans quatre unités. Aucune ne lit au clavier ni n'affiche : elles reçoivent deux dates et rendent un nombre.</w:t>
+        <w:t xml:space="preserve">, qui expose quatre méthodes statiques mesurant le même écart dans quatre unités. Aucune ne lit au clavier ni n'affiche : elles reçoivent deux dates et retournent un nombre.</w:t>
       </w:r>
     </w:p>
     <w:p>
@@ -3809,7 +3809,7 @@
           <w:sz w:val="22"/>
           <w:szCs w:val="22"/>
         </w:rPr>
-        <w:t xml:space="preserve"> ne modifie donc pas l'objet — elle en fabrique un nouveau et le rend. Sans affectation, ce nouvel objet est jeté aussitôt.</w:t>
+        <w:t xml:space="preserve"> ne modifie donc pas l'objet — elle en fabrique un nouveau et le retourne. Sans affectation, ce nouvel objet est jeté aussitôt.</w:t>
       </w:r>
     </w:p>
     <w:p>
@@ -3837,7 +3837,7 @@
           <w:sz w:val="22"/>
           <w:szCs w:val="22"/>
         </w:rPr>
-        <w:t xml:space="preserve"> ne met pas la chaîne en majuscules, il en rend une autre. </w:t>
+        <w:t xml:space="preserve"> ne met pas la chaîne en majuscules, il en retourne une autre. </w:t>
       </w:r>
       <w:r>
         <w:rPr>
@@ -5207,7 +5207,7 @@
           <w:sz w:val="22"/>
           <w:szCs w:val="22"/>
         </w:rPr>
-        <w:t xml:space="preserve">, qui rend la date située un nombre de mois après celle reçue.</w:t>
+        <w:t xml:space="preserve">, qui retourne la date située un nombre de mois après celle reçue.</w:t>
       </w:r>
     </w:p>
     <w:p>
@@ -5235,7 +5235,7 @@
           <w:sz w:val="22"/>
           <w:szCs w:val="22"/>
         </w:rPr>
-        <w:t xml:space="preserve">, qui rend </w:t>
+        <w:t xml:space="preserve">, qui retourne </w:t>
       </w:r>
       <w:r>
         <w:rPr>
@@ -6092,7 +6092,7 @@
           <w:sz w:val="22"/>
           <w:szCs w:val="22"/>
         </w:rPr>
-        <w:t xml:space="preserve"> rend le nombre total d'heures, mais </w:t>
+        <w:t xml:space="preserve"> retourne le nombre total d'heures, mais </w:t>
       </w:r>
       <w:r>
         <w:rPr>
@@ -6108,7 +6108,7 @@
           <w:sz w:val="22"/>
           <w:szCs w:val="22"/>
         </w:rPr>
-        <w:t xml:space="preserve"> rend le nombre total de minutes — 215, pas 35. Cherchez dans la Javadoc de </w:t>
+        <w:t xml:space="preserve"> retourne le nombre total de minutes — 215, pas 35. Cherchez dans la Javadoc de </w:t>
       </w:r>
       <w:r>
         <w:rPr>
@@ -6689,7 +6689,7 @@
                 <w:sz w:val="20"/>
                 <w:szCs w:val="20"/>
               </w:rPr>
-              <w:t xml:space="preserve">Rend « 19/01/2027 »</w:t>
+              <w:t xml:space="preserve">Retourne « 19/01/2027 »</w:t>
             </w:r>
           </w:p>
         </w:tc>
@@ -7190,7 +7190,7 @@
           <w:sz w:val="22"/>
           <w:szCs w:val="22"/>
         </w:rPr>
-        <w:t xml:space="preserve">Que rend </w:t>
+        <w:t xml:space="preserve">Que retourne </w:t>
       </w:r>
       <w:r>
         <w:rPr>
@@ -7341,7 +7341,7 @@
       <w:fldChar w:fldCharType="separate"/>
     </w:r>
     <w:r>
-      <w:t>10</w:t>
+      <w:t>11</w:t>
     </w:r>
     <w:r>
       <w:fldChar w:fldCharType="end"/>

--- a/enonces/TMP_enonces.docx
+++ b/enonces/TMP_enonces.docx
@@ -3072,6 +3072,7 @@
           <w:color w:val="E97132" w:themeColor="accent2"/>
           <w:sz w:val="18"/>
           <w:szCs w:val="18"/>
+          <w:u w:val="none"/>
         </w:rPr>
         <w:t xml:space="preserve">CC-NOM.1</w:t>
       </w:r>
@@ -3902,6 +3903,7 @@
           <w:color w:val="E97132" w:themeColor="accent2"/>
           <w:sz w:val="18"/>
           <w:szCs w:val="18"/>
+          <w:u w:val="none"/>
         </w:rPr>
         <w:t xml:space="preserve">CC-MET.6</w:t>
       </w:r>
@@ -7226,6 +7228,7 @@
           <w:color w:val="E97132" w:themeColor="accent2"/>
           <w:sz w:val="18"/>
           <w:szCs w:val="18"/>
+          <w:u w:val="none"/>
         </w:rPr>
         <w:t xml:space="preserve">CC-ERR.1</w:t>
       </w:r>

--- a/enonces/TMP_enonces.docx
+++ b/enonces/TMP_enonces.docx
@@ -1045,8 +1045,8 @@
             <w:hyperlink w:history="1" w:anchor="ex-TMP-1">
               <w:r>
                 <w:rPr>
-                  <w:rFonts w:ascii="Consolas" w:cs="Consolas" w:eastAsia="Consolas" w:hAnsi="Consolas"/>
-                  <w:color w:val="2B6CB0"/>
+                  <w:rFonts w:ascii="Consolas" w:hAnsi="Consolas" w:cs="Consolas"/>
+                  <w:color w:val="0563C1"/>
                   <w:sz w:val="18"/>
                   <w:szCs w:val="18"/>
                   <w:u w:val="single"/>
@@ -1126,8 +1126,8 @@
             <w:hyperlink w:history="1" w:anchor="ex-TMP-2">
               <w:r>
                 <w:rPr>
-                  <w:rFonts w:ascii="Consolas" w:cs="Consolas" w:eastAsia="Consolas" w:hAnsi="Consolas"/>
-                  <w:color w:val="2B6CB0"/>
+                  <w:rFonts w:ascii="Consolas" w:hAnsi="Consolas" w:cs="Consolas"/>
+                  <w:color w:val="0563C1"/>
                   <w:sz w:val="18"/>
                   <w:szCs w:val="18"/>
                   <w:u w:val="single"/>
@@ -1207,8 +1207,8 @@
             <w:hyperlink w:history="1" w:anchor="ex-TMP-3">
               <w:r>
                 <w:rPr>
-                  <w:rFonts w:ascii="Consolas" w:cs="Consolas" w:eastAsia="Consolas" w:hAnsi="Consolas"/>
-                  <w:color w:val="2B6CB0"/>
+                  <w:rFonts w:ascii="Consolas" w:hAnsi="Consolas" w:cs="Consolas"/>
+                  <w:color w:val="0563C1"/>
                   <w:sz w:val="18"/>
                   <w:szCs w:val="18"/>
                   <w:u w:val="single"/>
@@ -1288,8 +1288,8 @@
             <w:hyperlink w:history="1" w:anchor="ex-TMP-4">
               <w:r>
                 <w:rPr>
-                  <w:rFonts w:ascii="Consolas" w:cs="Consolas" w:eastAsia="Consolas" w:hAnsi="Consolas"/>
-                  <w:color w:val="2B6CB0"/>
+                  <w:rFonts w:ascii="Consolas" w:hAnsi="Consolas" w:cs="Consolas"/>
+                  <w:color w:val="0563C1"/>
                   <w:sz w:val="18"/>
                   <w:szCs w:val="18"/>
                   <w:u w:val="single"/>
@@ -1369,8 +1369,8 @@
             <w:hyperlink w:history="1" w:anchor="ex-TMP-5">
               <w:r>
                 <w:rPr>
-                  <w:rFonts w:ascii="Consolas" w:cs="Consolas" w:eastAsia="Consolas" w:hAnsi="Consolas"/>
-                  <w:color w:val="2B6CB0"/>
+                  <w:rFonts w:ascii="Consolas" w:hAnsi="Consolas" w:cs="Consolas"/>
+                  <w:color w:val="0563C1"/>
                   <w:sz w:val="18"/>
                   <w:szCs w:val="18"/>
                   <w:u w:val="single"/>
@@ -1468,8 +1468,8 @@
             <w:hyperlink w:history="1" w:anchor="ex-TMP-6">
               <w:r>
                 <w:rPr>
-                  <w:rFonts w:ascii="Consolas" w:cs="Consolas" w:eastAsia="Consolas" w:hAnsi="Consolas"/>
-                  <w:color w:val="2B6CB0"/>
+                  <w:rFonts w:ascii="Consolas" w:hAnsi="Consolas" w:cs="Consolas"/>
+                  <w:color w:val="0563C1"/>
                   <w:sz w:val="18"/>
                   <w:szCs w:val="18"/>
                   <w:u w:val="single"/>
